--- a/experiments/report_machine/office/output/华侨城A/20260729_华侨城A_midday.docx
+++ b/experiments/report_machine/office/output/华侨城A/20260729_华侨城A_midday.docx
@@ -2,22 +2,6 @@
 <file path=word/document.xml><?xml version="1.0" encoding="utf-8"?>
 <w:document xmlns:wpc="http://schemas.microsoft.com/office/word/2010/wordprocessingCanvas" xmlns:mo="http://schemas.microsoft.com/office/mac/office/2008/main" xmlns:mc="http://schemas.openxmlformats.org/markup-compatibility/2006" xmlns:mv="urn:schemas-microsoft-com:mac:vml" xmlns:o="urn:schemas-microsoft-com:office:office" xmlns:r="http://schemas.openxmlformats.org/officeDocument/2006/relationships" xmlns:m="http://schemas.openxmlformats.org/officeDocument/2006/math" xmlns:v="urn:schemas-microsoft-com:vml" xmlns:wp14="http://schemas.microsoft.com/office/word/2010/wordprocessingDrawing" xmlns:wp="http://schemas.openxmlformats.org/drawingml/2006/wordprocessingDrawing" xmlns:w10="urn:schemas-microsoft-com:office:word" xmlns:w="http://schemas.openxmlformats.org/wordprocessingml/2006/main" xmlns:w14="http://schemas.microsoft.com/office/word/2010/wordml" xmlns:wpg="http://schemas.microsoft.com/office/word/2010/wordprocessingGroup" xmlns:wpi="http://schemas.microsoft.com/office/word/2010/wordprocessingInk" xmlns:wne="http://schemas.microsoft.com/office/word/2006/wordml" xmlns:wps="http://schemas.microsoft.com/office/word/2010/wordprocessingShape" mc:Ignorable="w14 wp14">
   <w:body>
-    <w:p>
-      <w:r>
-        <w:rPr>
-          <w:rFonts w:ascii="Microsoft YaHei" w:hAnsi="Microsoft YaHei"/>
-        </w:rPr>
-        <w:t>现在信息已经足够，我开始撰写午间分析报告。</w:t>
-      </w:r>
-    </w:p>
-    <w:p>
-      <w:pPr>
-        <w:spacing w:before="240" w:after="240"/>
-        <w:pBdr>
-          <w:bottom w:val="single" w:sz="4" w:space="1" w:color="D0D7DE"/>
-        </w:pBdr>
-      </w:pPr>
-    </w:p>
     <w:p>
       <w:pPr>
         <w:spacing w:before="480" w:after="80" w:line="288" w:lineRule="auto"/>
@@ -32,23 +16,7 @@
           <w:color w:val="1A1A1A"/>
           <w:sz w:val="36"/>
         </w:rPr>
-        <w:t>华侨城A（000069.SZ）午间分析报告</w:t>
-      </w:r>
-    </w:p>
-    <w:p>
-      <w:r>
-        <w:rPr>
-          <w:rFonts w:ascii="Microsoft YaHei" w:hAnsi="Microsoft YaHei"/>
-          <w:b/>
-          <w:color w:val="1A1A1A"/>
-        </w:rPr>
-        <w:t>报告时间</w:t>
-      </w:r>
-      <w:r>
-        <w:rPr>
-          <w:rFonts w:ascii="Microsoft YaHei" w:hAnsi="Microsoft YaHei"/>
-        </w:rPr>
-        <w:t>：2026年7月29日 11:30</w:t>
+        <w:t>华侨城A（000069.SZ）午间分析报告 | 2026年7月29日</w:t>
       </w:r>
     </w:p>
     <w:p>
@@ -81,7 +49,7 @@
         <w:rPr>
           <w:rFonts w:ascii="Microsoft YaHei" w:hAnsi="Microsoft YaHei"/>
         </w:rPr>
-        <w:t xml:space="preserve">今日全市场情绪偏暖，沪市早盘成交额达 </w:t>
+        <w:t xml:space="preserve">今日全市场情绪高涨，市场热度 </w:t>
       </w:r>
       <w:r>
         <w:rPr>
@@ -89,13 +57,13 @@
           <w:b/>
           <w:color w:val="1A1A1A"/>
         </w:rPr>
-        <w:t>1.46万亿元</w:t>
+        <w:t>68（高）</w:t>
       </w:r>
       <w:r>
         <w:rPr>
           <w:rFonts w:ascii="Microsoft YaHei" w:hAnsi="Microsoft YaHei"/>
         </w:rPr>
-        <w:t xml:space="preserve">（较昨日同期+1,549亿元），上涨占比 </w:t>
+        <w:t xml:space="preserve">，上涨占比达 </w:t>
       </w:r>
       <w:r>
         <w:rPr>
@@ -103,13 +71,13 @@
           <w:b/>
           <w:color w:val="1A1A1A"/>
         </w:rPr>
-        <w:t>79%</w:t>
+        <w:t>83%</w:t>
       </w:r>
       <w:r>
         <w:rPr>
           <w:rFonts w:ascii="Microsoft YaHei" w:hAnsi="Microsoft YaHei"/>
         </w:rPr>
-        <w:t xml:space="preserve">，上涨家数 </w:t>
+        <w:t xml:space="preserve">，涨跌分布为 </w:t>
       </w:r>
       <w:r>
         <w:rPr>
@@ -117,13 +85,13 @@
           <w:b/>
           <w:color w:val="1A1A1A"/>
         </w:rPr>
-        <w:t>3,404家</w:t>
+        <w:t>上涨4090家 / 下跌1377家</w:t>
       </w:r>
       <w:r>
         <w:rPr>
           <w:rFonts w:ascii="Microsoft YaHei" w:hAnsi="Microsoft YaHei"/>
         </w:rPr>
-        <w:t xml:space="preserve"> vs 下跌 </w:t>
+        <w:t xml:space="preserve">，赚钱效应 </w:t>
       </w:r>
       <w:r>
         <w:rPr>
@@ -131,13 +99,13 @@
           <w:b/>
           <w:color w:val="1A1A1A"/>
         </w:rPr>
-        <w:t>2,018家</w:t>
+        <w:t>51%</w:t>
       </w:r>
       <w:r>
         <w:rPr>
           <w:rFonts w:ascii="Microsoft YaHei" w:hAnsi="Microsoft YaHei"/>
         </w:rPr>
-        <w:t xml:space="preserve">。市场热度指数录得 </w:t>
+        <w:t xml:space="preserve">。涨停梯队方面，一板66只（晋级率9%）、二板4只（晋级率31%）、三板4只（晋级率33%），高度板1只。成交额 </w:t>
       </w:r>
       <w:r>
         <w:rPr>
@@ -145,13 +113,13 @@
           <w:b/>
           <w:color w:val="1A1A1A"/>
         </w:rPr>
-        <w:t>56（高）</w:t>
+        <w:t>2.06万亿</w:t>
       </w:r>
       <w:r>
         <w:rPr>
           <w:rFonts w:ascii="Microsoft YaHei" w:hAnsi="Microsoft YaHei"/>
         </w:rPr>
-        <w:t xml:space="preserve">，赚钱效应约 </w:t>
+        <w:t xml:space="preserve">，较前一交易日放量 </w:t>
       </w:r>
       <w:r>
         <w:rPr>
@@ -159,43 +127,29 @@
           <w:b/>
           <w:color w:val="1A1A1A"/>
         </w:rPr>
-        <w:t>46%</w:t>
+        <w:t>+2960亿</w:t>
       </w:r>
       <w:r>
         <w:rPr>
           <w:rFonts w:ascii="Microsoft YaHei" w:hAnsi="Microsoft YaHei"/>
         </w:rPr>
-        <w:t>，整体呈现普涨格局。</w:t>
+        <w:t>，市场整体处于强势氛围中。</w:t>
       </w:r>
     </w:p>
     <w:p>
       <w:r>
         <w:rPr>
           <w:rFonts w:ascii="Microsoft YaHei" w:hAnsi="Microsoft YaHei"/>
-        </w:rPr>
-        <w:t>早盘涨停梯队结构为：一板50只（晋级率7%）/ 二板3只（晋级率23%）/ 三板3只（晋级率33%）/ 高度板1只，连板晋级率尚可，短线情绪有所修复。</w:t>
-      </w:r>
-    </w:p>
-    <w:p>
-      <w:r>
-        <w:rPr>
-          <w:rFonts w:ascii="Microsoft YaHei" w:hAnsi="Microsoft YaHei"/>
-        </w:rPr>
-        <w:t>华侨城A所属的</w:t>
-      </w:r>
-      <w:r>
-        <w:rPr>
-          <w:rFonts w:ascii="Microsoft YaHei" w:hAnsi="Microsoft YaHei"/>
           <w:b/>
           <w:color w:val="1A1A1A"/>
         </w:rPr>
-        <w:t>房地产及文旅板块</w:t>
+        <w:t>信号：市场人气高涨</w:t>
       </w:r>
       <w:r>
         <w:rPr>
           <w:rFonts w:ascii="Microsoft YaHei" w:hAnsi="Microsoft YaHei"/>
         </w:rPr>
-        <w:t>今日未有明显板块性爆发，但受益于整体市场情绪回暖，个股表现优于大盘。</w:t>
+        <w:t>，个股赚钱效应扩散，为个股反弹提供了良好的外部环境。</w:t>
       </w:r>
     </w:p>
     <w:p>
@@ -294,7 +248,7 @@
                 <w:rFonts w:ascii="Microsoft YaHei" w:hAnsi="Microsoft YaHei"/>
                 <w:sz w:val="18"/>
               </w:rPr>
-              <w:t>当前价</w:t>
+              <w:t>收盘价</w:t>
             </w:r>
           </w:p>
         </w:tc>
@@ -316,6 +270,13 @@
               </w:rPr>
               <w:t>1.69元</w:t>
             </w:r>
+            <w:r>
+              <w:rPr>
+                <w:rFonts w:ascii="Microsoft YaHei" w:hAnsi="Microsoft YaHei"/>
+                <w:sz w:val="18"/>
+              </w:rPr>
+              <w:t>（+2.42%）</w:t>
+            </w:r>
           </w:p>
         </w:tc>
       </w:tr>
@@ -335,7 +296,7 @@
                 <w:rFonts w:ascii="Microsoft YaHei" w:hAnsi="Microsoft YaHei"/>
                 <w:sz w:val="18"/>
               </w:rPr>
-              <w:t>涨跌幅</w:t>
+              <w:t>昨收 / 开盘</w:t>
             </w:r>
           </w:p>
         </w:tc>
@@ -343,46 +304,6 @@
           <w:tcPr>
             <w:tcW w:type="dxa" w:w="4533"/>
             <w:shd w:fill="F8F9FA" w:val="clear"/>
-          </w:tcPr>
-          <w:p>
-            <w:pPr>
-              <w:spacing w:before="40" w:after="40" w:line="288" w:lineRule="auto"/>
-            </w:pPr>
-            <w:r/>
-            <w:r>
-              <w:rPr>
-                <w:rFonts w:ascii="Microsoft YaHei" w:hAnsi="Microsoft YaHei"/>
-                <w:b/>
-                <w:color w:val="1A1A1A"/>
-                <w:sz w:val="18"/>
-              </w:rPr>
-              <w:t>+2.42%</w:t>
-            </w:r>
-          </w:p>
-        </w:tc>
-      </w:tr>
-      <w:tr>
-        <w:tc>
-          <w:tcPr>
-            <w:tcW w:type="dxa" w:w="4533"/>
-          </w:tcPr>
-          <w:p>
-            <w:pPr>
-              <w:spacing w:before="40" w:after="40" w:line="288" w:lineRule="auto"/>
-            </w:pPr>
-            <w:r/>
-            <w:r>
-              <w:rPr>
-                <w:rFonts w:ascii="Microsoft YaHei" w:hAnsi="Microsoft YaHei"/>
-                <w:sz w:val="18"/>
-              </w:rPr>
-              <w:t>昨收/开盘</w:t>
-            </w:r>
-          </w:p>
-        </w:tc>
-        <w:tc>
-          <w:tcPr>
-            <w:tcW w:type="dxa" w:w="4533"/>
           </w:tcPr>
           <w:p>
             <w:pPr>
@@ -403,7 +324,6 @@
         <w:tc>
           <w:tcPr>
             <w:tcW w:type="dxa" w:w="4533"/>
-            <w:shd w:fill="F8F9FA" w:val="clear"/>
           </w:tcPr>
           <w:p>
             <w:pPr>
@@ -415,46 +335,7 @@
                 <w:rFonts w:ascii="Microsoft YaHei" w:hAnsi="Microsoft YaHei"/>
                 <w:sz w:val="18"/>
               </w:rPr>
-              <w:t>最高/最低</w:t>
-            </w:r>
-          </w:p>
-        </w:tc>
-        <w:tc>
-          <w:tcPr>
-            <w:tcW w:type="dxa" w:w="4533"/>
-            <w:shd w:fill="F8F9FA" w:val="clear"/>
-          </w:tcPr>
-          <w:p>
-            <w:pPr>
-              <w:spacing w:before="40" w:after="40" w:line="288" w:lineRule="auto"/>
-            </w:pPr>
-            <w:r/>
-            <w:r>
-              <w:rPr>
-                <w:rFonts w:ascii="Microsoft YaHei" w:hAnsi="Microsoft YaHei"/>
-                <w:sz w:val="18"/>
-              </w:rPr>
-              <w:t>1.70 / 1.65</w:t>
-            </w:r>
-          </w:p>
-        </w:tc>
-      </w:tr>
-      <w:tr>
-        <w:tc>
-          <w:tcPr>
-            <w:tcW w:type="dxa" w:w="4533"/>
-          </w:tcPr>
-          <w:p>
-            <w:pPr>
-              <w:spacing w:before="40" w:after="40" w:line="288" w:lineRule="auto"/>
-            </w:pPr>
-            <w:r/>
-            <w:r>
-              <w:rPr>
-                <w:rFonts w:ascii="Microsoft YaHei" w:hAnsi="Microsoft YaHei"/>
-                <w:sz w:val="18"/>
-              </w:rPr>
-              <w:t>成交量</w:t>
+              <w:t>最高 / 最低</w:t>
             </w:r>
           </w:p>
         </w:tc>
@@ -470,11 +351,9 @@
             <w:r>
               <w:rPr>
                 <w:rFonts w:ascii="Microsoft YaHei" w:hAnsi="Microsoft YaHei"/>
-                <w:b/>
-                <w:color w:val="1A1A1A"/>
                 <w:sz w:val="18"/>
               </w:rPr>
-              <w:t>564,883手</w:t>
+              <w:t>1.70 / 1.65</w:t>
             </w:r>
           </w:p>
         </w:tc>
@@ -516,7 +395,7 @@
                 <w:color w:val="1A1A1A"/>
                 <w:sz w:val="18"/>
               </w:rPr>
-              <w:t>9,507万元</w:t>
+              <w:t>9507万元</w:t>
             </w:r>
           </w:p>
         </w:tc>
@@ -536,7 +415,7 @@
                 <w:rFonts w:ascii="Microsoft YaHei" w:hAnsi="Microsoft YaHei"/>
                 <w:sz w:val="18"/>
               </w:rPr>
-              <w:t>换手率</w:t>
+              <w:t>成交量</w:t>
             </w:r>
           </w:p>
         </w:tc>
@@ -552,18 +431,9 @@
             <w:r>
               <w:rPr>
                 <w:rFonts w:ascii="Microsoft YaHei" w:hAnsi="Microsoft YaHei"/>
-                <w:b/>
-                <w:color w:val="1A1A1A"/>
                 <w:sz w:val="18"/>
               </w:rPr>
-              <w:t>0.82%</w:t>
-            </w:r>
-            <w:r>
-              <w:rPr>
-                <w:rFonts w:ascii="Microsoft YaHei" w:hAnsi="Microsoft YaHei"/>
-                <w:sz w:val="18"/>
-              </w:rPr>
-              <w:t>（上一交易日为0.62%）</w:t>
+              <w:t>564,883手</w:t>
             </w:r>
           </w:p>
         </w:tc>
@@ -584,6 +454,47 @@
                 <w:rFonts w:ascii="Microsoft YaHei" w:hAnsi="Microsoft YaHei"/>
                 <w:sz w:val="18"/>
               </w:rPr>
+              <w:t>换手率</w:t>
+            </w:r>
+          </w:p>
+        </w:tc>
+        <w:tc>
+          <w:tcPr>
+            <w:tcW w:type="dxa" w:w="4533"/>
+            <w:shd w:fill="F8F9FA" w:val="clear"/>
+          </w:tcPr>
+          <w:p>
+            <w:pPr>
+              <w:spacing w:before="40" w:after="40" w:line="288" w:lineRule="auto"/>
+            </w:pPr>
+            <w:r/>
+            <w:r>
+              <w:rPr>
+                <w:rFonts w:ascii="Microsoft YaHei" w:hAnsi="Microsoft YaHei"/>
+                <w:b/>
+                <w:color w:val="1A1A1A"/>
+                <w:sz w:val="18"/>
+              </w:rPr>
+              <w:t>0.82%</w:t>
+            </w:r>
+          </w:p>
+        </w:tc>
+      </w:tr>
+      <w:tr>
+        <w:tc>
+          <w:tcPr>
+            <w:tcW w:type="dxa" w:w="4533"/>
+          </w:tcPr>
+          <w:p>
+            <w:pPr>
+              <w:spacing w:before="40" w:after="40" w:line="288" w:lineRule="auto"/>
+            </w:pPr>
+            <w:r/>
+            <w:r>
+              <w:rPr>
+                <w:rFonts w:ascii="Microsoft YaHei" w:hAnsi="Microsoft YaHei"/>
+                <w:sz w:val="18"/>
+              </w:rPr>
               <w:t>振幅</w:t>
             </w:r>
           </w:p>
@@ -591,7 +502,6 @@
         <w:tc>
           <w:tcPr>
             <w:tcW w:type="dxa" w:w="4533"/>
-            <w:shd w:fill="F8F9FA" w:val="clear"/>
           </w:tcPr>
           <w:p>
             <w:pPr>
@@ -612,6 +522,7 @@
         <w:tc>
           <w:tcPr>
             <w:tcW w:type="dxa" w:w="4533"/>
+            <w:shd w:fill="F8F9FA" w:val="clear"/>
           </w:tcPr>
           <w:p>
             <w:pPr>
@@ -630,6 +541,29 @@
         <w:tc>
           <w:tcPr>
             <w:tcW w:type="dxa" w:w="4533"/>
+            <w:shd w:fill="F8F9FA" w:val="clear"/>
+          </w:tcPr>
+          <w:p>
+            <w:pPr>
+              <w:spacing w:before="40" w:after="40" w:line="288" w:lineRule="auto"/>
+            </w:pPr>
+            <w:r/>
+            <w:r>
+              <w:rPr>
+                <w:rFonts w:ascii="Microsoft YaHei" w:hAnsi="Microsoft YaHei"/>
+                <w:b/>
+                <w:color w:val="1A1A1A"/>
+                <w:sz w:val="18"/>
+              </w:rPr>
+              <w:t>1.06</w:t>
+            </w:r>
+          </w:p>
+        </w:tc>
+      </w:tr>
+      <w:tr>
+        <w:tc>
+          <w:tcPr>
+            <w:tcW w:type="dxa" w:w="4533"/>
           </w:tcPr>
           <w:p>
             <w:pPr>
@@ -641,7 +575,25 @@
                 <w:rFonts w:ascii="Microsoft YaHei" w:hAnsi="Microsoft YaHei"/>
                 <w:sz w:val="18"/>
               </w:rPr>
-              <w:t>1.06</w:t>
+              <w:t>均价</w:t>
+            </w:r>
+          </w:p>
+        </w:tc>
+        <w:tc>
+          <w:tcPr>
+            <w:tcW w:type="dxa" w:w="4533"/>
+          </w:tcPr>
+          <w:p>
+            <w:pPr>
+              <w:spacing w:before="40" w:after="40" w:line="288" w:lineRule="auto"/>
+            </w:pPr>
+            <w:r/>
+            <w:r>
+              <w:rPr>
+                <w:rFonts w:ascii="Microsoft YaHei" w:hAnsi="Microsoft YaHei"/>
+                <w:sz w:val="18"/>
+              </w:rPr>
+              <w:t>1.68元</w:t>
             </w:r>
           </w:p>
         </w:tc>
@@ -662,7 +614,7 @@
                 <w:rFonts w:ascii="Microsoft YaHei" w:hAnsi="Microsoft YaHei"/>
                 <w:sz w:val="18"/>
               </w:rPr>
-              <w:t>均价</w:t>
+              <w:t>动态市盈率</w:t>
             </w:r>
           </w:p>
         </w:tc>
@@ -681,7 +633,7 @@
                 <w:rFonts w:ascii="Microsoft YaHei" w:hAnsi="Microsoft YaHei"/>
                 <w:sz w:val="18"/>
               </w:rPr>
-              <w:t>1.68</w:t>
+              <w:t>-2.48（亏损）</w:t>
             </w:r>
           </w:p>
         </w:tc>
@@ -701,54 +653,6 @@
                 <w:rFonts w:ascii="Microsoft YaHei" w:hAnsi="Microsoft YaHei"/>
                 <w:sz w:val="18"/>
               </w:rPr>
-              <w:t>动态市盈率</w:t>
-            </w:r>
-          </w:p>
-        </w:tc>
-        <w:tc>
-          <w:tcPr>
-            <w:tcW w:type="dxa" w:w="4533"/>
-          </w:tcPr>
-          <w:p>
-            <w:pPr>
-              <w:spacing w:before="40" w:after="40" w:line="288" w:lineRule="auto"/>
-            </w:pPr>
-            <w:r/>
-            <w:r>
-              <w:rPr>
-                <w:rFonts w:ascii="Microsoft YaHei" w:hAnsi="Microsoft YaHei"/>
-                <w:b/>
-                <w:color w:val="1A1A1A"/>
-                <w:sz w:val="18"/>
-              </w:rPr>
-              <w:t>-2.48</w:t>
-            </w:r>
-            <w:r>
-              <w:rPr>
-                <w:rFonts w:ascii="Microsoft YaHei" w:hAnsi="Microsoft YaHei"/>
-                <w:sz w:val="18"/>
-              </w:rPr>
-              <w:t>（亏损）</w:t>
-            </w:r>
-          </w:p>
-        </w:tc>
-      </w:tr>
-      <w:tr>
-        <w:tc>
-          <w:tcPr>
-            <w:tcW w:type="dxa" w:w="4533"/>
-            <w:shd w:fill="F8F9FA" w:val="clear"/>
-          </w:tcPr>
-          <w:p>
-            <w:pPr>
-              <w:spacing w:before="40" w:after="40" w:line="288" w:lineRule="auto"/>
-            </w:pPr>
-            <w:r/>
-            <w:r>
-              <w:rPr>
-                <w:rFonts w:ascii="Microsoft YaHei" w:hAnsi="Microsoft YaHei"/>
-                <w:sz w:val="18"/>
-              </w:rPr>
               <w:t>市净率</w:t>
             </w:r>
           </w:p>
@@ -756,7 +660,6 @@
         <w:tc>
           <w:tcPr>
             <w:tcW w:type="dxa" w:w="4533"/>
-            <w:shd w:fill="F8F9FA" w:val="clear"/>
           </w:tcPr>
           <w:p>
             <w:pPr>
@@ -786,6 +689,7 @@
         <w:tc>
           <w:tcPr>
             <w:tcW w:type="dxa" w:w="4533"/>
+            <w:shd w:fill="F8F9FA" w:val="clear"/>
           </w:tcPr>
           <w:p>
             <w:pPr>
@@ -804,6 +708,7 @@
         <w:tc>
           <w:tcPr>
             <w:tcW w:type="dxa" w:w="4533"/>
+            <w:shd w:fill="F8F9FA" w:val="clear"/>
           </w:tcPr>
           <w:p>
             <w:pPr>
@@ -813,6 +718,8 @@
             <w:r>
               <w:rPr>
                 <w:rFonts w:ascii="Microsoft YaHei" w:hAnsi="Microsoft YaHei"/>
+                <w:b/>
+                <w:color w:val="1A1A1A"/>
                 <w:sz w:val="18"/>
               </w:rPr>
               <w:t>135.84亿元</w:t>
@@ -824,7 +731,6 @@
         <w:tc>
           <w:tcPr>
             <w:tcW w:type="dxa" w:w="4533"/>
-            <w:shd w:fill="F8F9FA" w:val="clear"/>
           </w:tcPr>
           <w:p>
             <w:pPr>
@@ -843,7 +749,6 @@
         <w:tc>
           <w:tcPr>
             <w:tcW w:type="dxa" w:w="4533"/>
-            <w:shd w:fill="F8F9FA" w:val="clear"/>
           </w:tcPr>
           <w:p>
             <w:pPr>
@@ -869,7 +774,7 @@
           <w:b/>
           <w:color w:val="1A1A1A"/>
         </w:rPr>
-        <w:t>核心观察：</w:t>
+        <w:t>核心解读：</w:t>
       </w:r>
     </w:p>
     <w:p>
@@ -880,7 +785,7 @@
         <w:rPr>
           <w:rFonts w:ascii="Microsoft YaHei" w:hAnsi="Microsoft YaHei"/>
         </w:rPr>
-        <w:t xml:space="preserve">早盘高开（1.66→1.69），盘中摸高 </w:t>
+        <w:t xml:space="preserve">华侨城A今日半日收涨 </w:t>
       </w:r>
       <w:r>
         <w:rPr>
@@ -888,27 +793,13 @@
           <w:b/>
           <w:color w:val="1A1A1A"/>
         </w:rPr>
-        <w:t>1.70元</w:t>
+        <w:t>+2.42%</w:t>
       </w:r>
       <w:r>
         <w:rPr>
           <w:rFonts w:ascii="Microsoft YaHei" w:hAnsi="Microsoft YaHei"/>
         </w:rPr>
-        <w:t xml:space="preserve">，涨幅 </w:t>
-      </w:r>
-      <w:r>
-        <w:rPr>
-          <w:rFonts w:ascii="Microsoft YaHei" w:hAnsi="Microsoft YaHei"/>
-          <w:b/>
-          <w:color w:val="1A1A1A"/>
-        </w:rPr>
-        <w:t>2.42%</w:t>
-      </w:r>
-      <w:r>
-        <w:rPr>
-          <w:rFonts w:ascii="Microsoft YaHei" w:hAnsi="Microsoft YaHei"/>
-        </w:rPr>
-        <w:t>，为近几个交易日较为强势的半日表现。</w:t>
+        <w:t>，跑赢大盘平均涨幅（涨幅集中在2%~3%区间），属于市场普涨格局中的正常表现。</w:t>
       </w:r>
     </w:p>
     <w:p>
@@ -919,7 +810,7 @@
         <w:rPr>
           <w:rFonts w:ascii="Microsoft YaHei" w:hAnsi="Microsoft YaHei"/>
         </w:rPr>
-        <w:t xml:space="preserve">换手率 </w:t>
+        <w:t xml:space="preserve">量比 </w:t>
       </w:r>
       <w:r>
         <w:rPr>
@@ -927,13 +818,13 @@
           <w:b/>
           <w:color w:val="1A1A1A"/>
         </w:rPr>
-        <w:t>0.82%</w:t>
+        <w:t>1.06</w:t>
       </w:r>
       <w:r>
         <w:rPr>
           <w:rFonts w:ascii="Microsoft YaHei" w:hAnsi="Microsoft YaHei"/>
         </w:rPr>
-        <w:t>，较上一交易日0.62%有所放大，说明交投活跃度提升，量比1.06显示成交量温和放大。</w:t>
+        <w:t>，成交温和放大，尚未出现明显的放量突破信号。半日成交额9507万元，若按全天估算约1.9亿左右，较前一日有所回暖。</w:t>
       </w:r>
     </w:p>
     <w:p>
@@ -944,7 +835,7 @@
         <w:rPr>
           <w:rFonts w:ascii="Microsoft YaHei" w:hAnsi="Microsoft YaHei"/>
         </w:rPr>
-        <w:t xml:space="preserve">市净率 </w:t>
+        <w:t xml:space="preserve">外盘 </w:t>
       </w:r>
       <w:r>
         <w:rPr>
@@ -952,13 +843,27 @@
           <w:b/>
           <w:color w:val="1A1A1A"/>
         </w:rPr>
-        <w:t>0.40倍</w:t>
+        <w:t>336,135手</w:t>
       </w:r>
       <w:r>
         <w:rPr>
           <w:rFonts w:ascii="Microsoft YaHei" w:hAnsi="Microsoft YaHei"/>
         </w:rPr>
-        <w:t>，仍处于极端破净区间，反映出市场对其资产质量和盈利能力的深度折价。</w:t>
+        <w:t xml:space="preserve"> 显著大于内盘 </w:t>
+      </w:r>
+      <w:r>
+        <w:rPr>
+          <w:rFonts w:ascii="Microsoft YaHei" w:hAnsi="Microsoft YaHei"/>
+          <w:b/>
+          <w:color w:val="1A1A1A"/>
+        </w:rPr>
+        <w:t>228,748手</w:t>
+      </w:r>
+      <w:r>
+        <w:rPr>
+          <w:rFonts w:ascii="Microsoft YaHei" w:hAnsi="Microsoft YaHei"/>
+        </w:rPr>
+        <w:t>，表明主动买盘占据主导，盘中多头力量占优。</w:t>
       </w:r>
     </w:p>
     <w:p>
@@ -969,7 +874,35 @@
         <w:rPr>
           <w:rFonts w:ascii="Microsoft YaHei" w:hAnsi="Microsoft YaHei"/>
         </w:rPr>
-        <w:t>动态市盈率为负，主因公司近年持续处于亏损状态。</w:t>
+        <w:t xml:space="preserve">动态市盈率为 </w:t>
+      </w:r>
+      <w:r>
+        <w:rPr>
+          <w:rFonts w:ascii="Microsoft YaHei" w:hAnsi="Microsoft YaHei"/>
+          <w:b/>
+          <w:color w:val="1A1A1A"/>
+        </w:rPr>
+        <w:t>-2.48</w:t>
+      </w:r>
+      <w:r>
+        <w:rPr>
+          <w:rFonts w:ascii="Microsoft YaHei" w:hAnsi="Microsoft YaHei"/>
+        </w:rPr>
+        <w:t xml:space="preserve">，公司处于亏损状态；市净率 </w:t>
+      </w:r>
+      <w:r>
+        <w:rPr>
+          <w:rFonts w:ascii="Microsoft YaHei" w:hAnsi="Microsoft YaHei"/>
+          <w:b/>
+          <w:color w:val="1A1A1A"/>
+        </w:rPr>
+        <w:t>0.40</w:t>
+      </w:r>
+      <w:r>
+        <w:rPr>
+          <w:rFonts w:ascii="Microsoft YaHei" w:hAnsi="Microsoft YaHei"/>
+        </w:rPr>
+        <w:t>，处于深度破净区间，PB在房地产板块中属于较低水平，具备一定的估值安全边际，但也反映了市场对其资产质量和盈利前景的悲观预期。</w:t>
       </w:r>
     </w:p>
     <w:p>
@@ -1008,7 +941,7 @@
           <w:color w:val="333333"/>
           <w:sz w:val="24"/>
         </w:rPr>
-        <w:t>今日盘中资金流向（截至11:30）</w:t>
+        <w:t>今日午间资金流向（逐分钟统计）</w:t>
       </w:r>
     </w:p>
     <w:tbl>
@@ -1041,7 +974,7 @@
                 <w:color w:val="1A1A1A"/>
                 <w:sz w:val="18"/>
               </w:rPr>
-              <w:t>维度</w:t>
+              <w:t>指标</w:t>
             </w:r>
           </w:p>
         </w:tc>
@@ -1102,7 +1035,7 @@
                 <w:color w:val="1A1A1A"/>
                 <w:sz w:val="18"/>
               </w:rPr>
-              <w:t>净流入 3,878万元</w:t>
+              <w:t>净流入 3,706.97万元</w:t>
             </w:r>
           </w:p>
         </w:tc>
@@ -1142,7 +1075,7 @@
                 <w:rFonts w:ascii="Microsoft YaHei" w:hAnsi="Microsoft YaHei"/>
                 <w:sz w:val="18"/>
               </w:rPr>
-              <w:t>64分钟 / 流出49分钟</w:t>
+              <w:t>110分钟</w:t>
             </w:r>
           </w:p>
         </w:tc>
@@ -1162,6 +1095,45 @@
                 <w:rFonts w:ascii="Microsoft YaHei" w:hAnsi="Microsoft YaHei"/>
                 <w:sz w:val="18"/>
               </w:rPr>
+              <w:t>资金流出分钟数</w:t>
+            </w:r>
+          </w:p>
+        </w:tc>
+        <w:tc>
+          <w:tcPr>
+            <w:tcW w:type="dxa" w:w="4533"/>
+          </w:tcPr>
+          <w:p>
+            <w:pPr>
+              <w:spacing w:before="40" w:after="40" w:line="288" w:lineRule="auto"/>
+            </w:pPr>
+            <w:r/>
+            <w:r>
+              <w:rPr>
+                <w:rFonts w:ascii="Microsoft YaHei" w:hAnsi="Microsoft YaHei"/>
+                <w:sz w:val="18"/>
+              </w:rPr>
+              <w:t>97分钟</w:t>
+            </w:r>
+          </w:p>
+        </w:tc>
+      </w:tr>
+      <w:tr>
+        <w:tc>
+          <w:tcPr>
+            <w:tcW w:type="dxa" w:w="4533"/>
+            <w:shd w:fill="F8F9FA" w:val="clear"/>
+          </w:tcPr>
+          <w:p>
+            <w:pPr>
+              <w:spacing w:before="40" w:after="40" w:line="288" w:lineRule="auto"/>
+            </w:pPr>
+            <w:r/>
+            <w:r>
+              <w:rPr>
+                <w:rFonts w:ascii="Microsoft YaHei" w:hAnsi="Microsoft YaHei"/>
+                <w:sz w:val="18"/>
+              </w:rPr>
               <w:t>最大单分钟流入</w:t>
             </w:r>
           </w:p>
@@ -1169,6 +1141,7 @@
         <w:tc>
           <w:tcPr>
             <w:tcW w:type="dxa" w:w="4533"/>
+            <w:shd w:fill="F8F9FA" w:val="clear"/>
           </w:tcPr>
           <w:p>
             <w:pPr>
@@ -1189,7 +1162,6 @@
         <w:tc>
           <w:tcPr>
             <w:tcW w:type="dxa" w:w="4533"/>
-            <w:shd w:fill="F8F9FA" w:val="clear"/>
           </w:tcPr>
           <w:p>
             <w:pPr>
@@ -1208,7 +1180,6 @@
         <w:tc>
           <w:tcPr>
             <w:tcW w:type="dxa" w:w="4533"/>
-            <w:shd w:fill="F8F9FA" w:val="clear"/>
           </w:tcPr>
           <w:p>
             <w:pPr>
@@ -1228,27 +1199,431 @@
     </w:tbl>
     <w:p/>
     <w:p>
-      <w:r>
-        <w:rPr>
-          <w:rFonts w:ascii="Microsoft YaHei" w:hAnsi="Microsoft YaHei"/>
-        </w:rPr>
-        <w:t>资金净流入明显，且</w:t>
-      </w:r>
+      <w:pPr>
+        <w:spacing w:before="280" w:after="80" w:line="312" w:lineRule="auto"/>
+      </w:pPr>
       <w:r>
         <w:rPr>
           <w:rFonts w:ascii="Microsoft YaHei" w:hAnsi="Microsoft YaHei"/>
           <w:b/>
-          <w:color w:val="1A1A1A"/>
+          <w:color w:val="333333"/>
+          <w:sz w:val="24"/>
         </w:rPr>
-        <w:t>流入分钟数大幅领先流出分钟数</w:t>
-      </w:r>
-      <w:r>
-        <w:rPr>
-          <w:rFonts w:ascii="Microsoft YaHei" w:hAnsi="Microsoft YaHei"/>
-        </w:rPr>
-        <w:t>（64:49），大单主动买入意愿较强。最大单分钟流入量（1,116.5万）远超最大单分钟流出（374.3万），显示盘中存在明显的机构或大户资金介入。</w:t>
+        <w:t>上一交易日资金细分</w:t>
       </w:r>
     </w:p>
+    <w:tbl>
+      <w:tblPr>
+        <w:tblStyle w:val="TableGrid"/>
+        <w:tblW w:type="auto" w:w="0"/>
+        <w:jc w:val="center"/>
+        <w:tblLayout w:type="autofit"/>
+        <w:tblLook w:firstColumn="1" w:firstRow="1" w:lastColumn="0" w:lastRow="0" w:noHBand="0" w:noVBand="1" w:val="04A0"/>
+      </w:tblPr>
+      <w:tblGrid>
+        <w:gridCol w:w="2266"/>
+        <w:gridCol w:w="2266"/>
+        <w:gridCol w:w="2266"/>
+        <w:gridCol w:w="2266"/>
+      </w:tblGrid>
+      <w:tr>
+        <w:tc>
+          <w:tcPr>
+            <w:tcW w:type="dxa" w:w="2266"/>
+            <w:shd w:fill="F6F8FA" w:val="clear"/>
+          </w:tcPr>
+          <w:p>
+            <w:pPr>
+              <w:spacing w:before="40" w:after="40" w:line="288" w:lineRule="auto"/>
+            </w:pPr>
+            <w:r/>
+            <w:r>
+              <w:rPr>
+                <w:rFonts w:ascii="Microsoft YaHei" w:hAnsi="Microsoft YaHei"/>
+                <w:b/>
+                <w:color w:val="1A1A1A"/>
+                <w:sz w:val="18"/>
+              </w:rPr>
+              <w:t>类型</w:t>
+            </w:r>
+          </w:p>
+        </w:tc>
+        <w:tc>
+          <w:tcPr>
+            <w:tcW w:type="dxa" w:w="2266"/>
+            <w:shd w:fill="F6F8FA" w:val="clear"/>
+          </w:tcPr>
+          <w:p>
+            <w:pPr>
+              <w:spacing w:before="40" w:after="40" w:line="288" w:lineRule="auto"/>
+            </w:pPr>
+            <w:r/>
+            <w:r>
+              <w:rPr>
+                <w:rFonts w:ascii="Microsoft YaHei" w:hAnsi="Microsoft YaHei"/>
+                <w:b/>
+                <w:color w:val="1A1A1A"/>
+                <w:sz w:val="18"/>
+              </w:rPr>
+              <w:t>净额（元）</w:t>
+            </w:r>
+          </w:p>
+        </w:tc>
+        <w:tc>
+          <w:tcPr>
+            <w:tcW w:type="dxa" w:w="2266"/>
+            <w:shd w:fill="F6F8FA" w:val="clear"/>
+          </w:tcPr>
+          <w:p>
+            <w:pPr>
+              <w:spacing w:before="40" w:after="40" w:line="288" w:lineRule="auto"/>
+            </w:pPr>
+            <w:r/>
+            <w:r>
+              <w:rPr>
+                <w:rFonts w:ascii="Microsoft YaHei" w:hAnsi="Microsoft YaHei"/>
+                <w:b/>
+                <w:color w:val="1A1A1A"/>
+                <w:sz w:val="18"/>
+              </w:rPr>
+              <w:t>买入（元）</w:t>
+            </w:r>
+          </w:p>
+        </w:tc>
+        <w:tc>
+          <w:tcPr>
+            <w:tcW w:type="dxa" w:w="2266"/>
+            <w:shd w:fill="F6F8FA" w:val="clear"/>
+          </w:tcPr>
+          <w:p>
+            <w:pPr>
+              <w:spacing w:before="40" w:after="40" w:line="288" w:lineRule="auto"/>
+            </w:pPr>
+            <w:r/>
+            <w:r>
+              <w:rPr>
+                <w:rFonts w:ascii="Microsoft YaHei" w:hAnsi="Microsoft YaHei"/>
+                <w:b/>
+                <w:color w:val="1A1A1A"/>
+                <w:sz w:val="18"/>
+              </w:rPr>
+              <w:t>卖出（元）</w:t>
+            </w:r>
+          </w:p>
+        </w:tc>
+      </w:tr>
+      <w:tr>
+        <w:tc>
+          <w:tcPr>
+            <w:tcW w:type="dxa" w:w="2266"/>
+          </w:tcPr>
+          <w:p>
+            <w:pPr>
+              <w:spacing w:before="40" w:after="40" w:line="288" w:lineRule="auto"/>
+            </w:pPr>
+            <w:r/>
+            <w:r>
+              <w:rPr>
+                <w:rFonts w:ascii="Microsoft YaHei" w:hAnsi="Microsoft YaHei"/>
+                <w:sz w:val="18"/>
+              </w:rPr>
+              <w:t>大单</w:t>
+            </w:r>
+          </w:p>
+        </w:tc>
+        <w:tc>
+          <w:tcPr>
+            <w:tcW w:type="dxa" w:w="2266"/>
+          </w:tcPr>
+          <w:p>
+            <w:pPr>
+              <w:spacing w:before="40" w:after="40" w:line="288" w:lineRule="auto"/>
+            </w:pPr>
+            <w:r/>
+            <w:r>
+              <w:rPr>
+                <w:rFonts w:ascii="Microsoft YaHei" w:hAnsi="Microsoft YaHei"/>
+                <w:b/>
+                <w:color w:val="1A1A1A"/>
+                <w:sz w:val="18"/>
+              </w:rPr>
+              <w:t>+33,892,275</w:t>
+            </w:r>
+          </w:p>
+        </w:tc>
+        <w:tc>
+          <w:tcPr>
+            <w:tcW w:type="dxa" w:w="2266"/>
+          </w:tcPr>
+          <w:p>
+            <w:pPr>
+              <w:spacing w:before="40" w:after="40" w:line="288" w:lineRule="auto"/>
+            </w:pPr>
+            <w:r/>
+            <w:r>
+              <w:rPr>
+                <w:rFonts w:ascii="Microsoft YaHei" w:hAnsi="Microsoft YaHei"/>
+                <w:sz w:val="18"/>
+              </w:rPr>
+              <w:t>47,364,951</w:t>
+            </w:r>
+          </w:p>
+        </w:tc>
+        <w:tc>
+          <w:tcPr>
+            <w:tcW w:type="dxa" w:w="2266"/>
+          </w:tcPr>
+          <w:p>
+            <w:pPr>
+              <w:spacing w:before="40" w:after="40" w:line="288" w:lineRule="auto"/>
+            </w:pPr>
+            <w:r/>
+            <w:r>
+              <w:rPr>
+                <w:rFonts w:ascii="Microsoft YaHei" w:hAnsi="Microsoft YaHei"/>
+                <w:sz w:val="18"/>
+              </w:rPr>
+              <w:t>13,472,676</w:t>
+            </w:r>
+          </w:p>
+        </w:tc>
+      </w:tr>
+      <w:tr>
+        <w:tc>
+          <w:tcPr>
+            <w:tcW w:type="dxa" w:w="2266"/>
+            <w:shd w:fill="F8F9FA" w:val="clear"/>
+          </w:tcPr>
+          <w:p>
+            <w:pPr>
+              <w:spacing w:before="40" w:after="40" w:line="288" w:lineRule="auto"/>
+            </w:pPr>
+            <w:r/>
+            <w:r>
+              <w:rPr>
+                <w:rFonts w:ascii="Microsoft YaHei" w:hAnsi="Microsoft YaHei"/>
+                <w:sz w:val="18"/>
+              </w:rPr>
+              <w:t>中单</w:t>
+            </w:r>
+          </w:p>
+        </w:tc>
+        <w:tc>
+          <w:tcPr>
+            <w:tcW w:type="dxa" w:w="2266"/>
+            <w:shd w:fill="F8F9FA" w:val="clear"/>
+          </w:tcPr>
+          <w:p>
+            <w:pPr>
+              <w:spacing w:before="40" w:after="40" w:line="288" w:lineRule="auto"/>
+            </w:pPr>
+            <w:r/>
+            <w:r>
+              <w:rPr>
+                <w:rFonts w:ascii="Microsoft YaHei" w:hAnsi="Microsoft YaHei"/>
+                <w:sz w:val="18"/>
+              </w:rPr>
+              <w:t>+1,898,240</w:t>
+            </w:r>
+          </w:p>
+        </w:tc>
+        <w:tc>
+          <w:tcPr>
+            <w:tcW w:type="dxa" w:w="2266"/>
+            <w:shd w:fill="F8F9FA" w:val="clear"/>
+          </w:tcPr>
+          <w:p>
+            <w:pPr>
+              <w:spacing w:before="40" w:after="40" w:line="288" w:lineRule="auto"/>
+            </w:pPr>
+            <w:r/>
+            <w:r>
+              <w:rPr>
+                <w:rFonts w:ascii="Microsoft YaHei" w:hAnsi="Microsoft YaHei"/>
+                <w:sz w:val="18"/>
+              </w:rPr>
+              <w:t>12,721,538</w:t>
+            </w:r>
+          </w:p>
+        </w:tc>
+        <w:tc>
+          <w:tcPr>
+            <w:tcW w:type="dxa" w:w="2266"/>
+            <w:shd w:fill="F8F9FA" w:val="clear"/>
+          </w:tcPr>
+          <w:p>
+            <w:pPr>
+              <w:spacing w:before="40" w:after="40" w:line="288" w:lineRule="auto"/>
+            </w:pPr>
+            <w:r/>
+            <w:r>
+              <w:rPr>
+                <w:rFonts w:ascii="Microsoft YaHei" w:hAnsi="Microsoft YaHei"/>
+                <w:sz w:val="18"/>
+              </w:rPr>
+              <w:t>10,823,298</w:t>
+            </w:r>
+          </w:p>
+        </w:tc>
+      </w:tr>
+      <w:tr>
+        <w:tc>
+          <w:tcPr>
+            <w:tcW w:type="dxa" w:w="2266"/>
+          </w:tcPr>
+          <w:p>
+            <w:pPr>
+              <w:spacing w:before="40" w:after="40" w:line="288" w:lineRule="auto"/>
+            </w:pPr>
+            <w:r/>
+            <w:r>
+              <w:rPr>
+                <w:rFonts w:ascii="Microsoft YaHei" w:hAnsi="Microsoft YaHei"/>
+                <w:sz w:val="18"/>
+              </w:rPr>
+              <w:t>小单</w:t>
+            </w:r>
+          </w:p>
+        </w:tc>
+        <w:tc>
+          <w:tcPr>
+            <w:tcW w:type="dxa" w:w="2266"/>
+          </w:tcPr>
+          <w:p>
+            <w:pPr>
+              <w:spacing w:before="40" w:after="40" w:line="288" w:lineRule="auto"/>
+            </w:pPr>
+            <w:r/>
+            <w:r>
+              <w:rPr>
+                <w:rFonts w:ascii="Microsoft YaHei" w:hAnsi="Microsoft YaHei"/>
+                <w:sz w:val="18"/>
+              </w:rPr>
+              <w:t>+1,229,819</w:t>
+            </w:r>
+          </w:p>
+        </w:tc>
+        <w:tc>
+          <w:tcPr>
+            <w:tcW w:type="dxa" w:w="2266"/>
+          </w:tcPr>
+          <w:p>
+            <w:pPr>
+              <w:spacing w:before="40" w:after="40" w:line="288" w:lineRule="auto"/>
+            </w:pPr>
+            <w:r/>
+            <w:r>
+              <w:rPr>
+                <w:rFonts w:ascii="Microsoft YaHei" w:hAnsi="Microsoft YaHei"/>
+                <w:sz w:val="18"/>
+              </w:rPr>
+              <w:t>5,724,619</w:t>
+            </w:r>
+          </w:p>
+        </w:tc>
+        <w:tc>
+          <w:tcPr>
+            <w:tcW w:type="dxa" w:w="2266"/>
+          </w:tcPr>
+          <w:p>
+            <w:pPr>
+              <w:spacing w:before="40" w:after="40" w:line="288" w:lineRule="auto"/>
+            </w:pPr>
+            <w:r/>
+            <w:r>
+              <w:rPr>
+                <w:rFonts w:ascii="Microsoft YaHei" w:hAnsi="Microsoft YaHei"/>
+                <w:sz w:val="18"/>
+              </w:rPr>
+              <w:t>4,494,800</w:t>
+            </w:r>
+          </w:p>
+        </w:tc>
+      </w:tr>
+      <w:tr>
+        <w:tc>
+          <w:tcPr>
+            <w:tcW w:type="dxa" w:w="2266"/>
+            <w:shd w:fill="F8F9FA" w:val="clear"/>
+          </w:tcPr>
+          <w:p>
+            <w:pPr>
+              <w:spacing w:before="40" w:after="40" w:line="288" w:lineRule="auto"/>
+            </w:pPr>
+            <w:r/>
+            <w:r>
+              <w:rPr>
+                <w:rFonts w:ascii="Microsoft YaHei" w:hAnsi="Microsoft YaHei"/>
+                <w:b/>
+                <w:color w:val="1A1A1A"/>
+                <w:sz w:val="18"/>
+              </w:rPr>
+              <w:t>合计</w:t>
+            </w:r>
+          </w:p>
+        </w:tc>
+        <w:tc>
+          <w:tcPr>
+            <w:tcW w:type="dxa" w:w="2266"/>
+            <w:shd w:fill="F8F9FA" w:val="clear"/>
+          </w:tcPr>
+          <w:p>
+            <w:pPr>
+              <w:spacing w:before="40" w:after="40" w:line="288" w:lineRule="auto"/>
+            </w:pPr>
+            <w:r/>
+            <w:r>
+              <w:rPr>
+                <w:rFonts w:ascii="Microsoft YaHei" w:hAnsi="Microsoft YaHei"/>
+                <w:b/>
+                <w:color w:val="1A1A1A"/>
+                <w:sz w:val="18"/>
+              </w:rPr>
+              <w:t>+37,020,334</w:t>
+            </w:r>
+          </w:p>
+        </w:tc>
+        <w:tc>
+          <w:tcPr>
+            <w:tcW w:type="dxa" w:w="2266"/>
+            <w:shd w:fill="F8F9FA" w:val="clear"/>
+          </w:tcPr>
+          <w:p>
+            <w:pPr>
+              <w:spacing w:before="40" w:after="40" w:line="288" w:lineRule="auto"/>
+            </w:pPr>
+            <w:r/>
+            <w:r>
+              <w:rPr>
+                <w:rFonts w:ascii="Microsoft YaHei" w:hAnsi="Microsoft YaHei"/>
+                <w:sz w:val="18"/>
+              </w:rPr>
+              <w:t>—</w:t>
+            </w:r>
+          </w:p>
+        </w:tc>
+        <w:tc>
+          <w:tcPr>
+            <w:tcW w:type="dxa" w:w="2266"/>
+            <w:shd w:fill="F8F9FA" w:val="clear"/>
+          </w:tcPr>
+          <w:p>
+            <w:pPr>
+              <w:spacing w:before="40" w:after="40" w:line="288" w:lineRule="auto"/>
+            </w:pPr>
+            <w:r/>
+            <w:r>
+              <w:rPr>
+                <w:rFonts w:ascii="Microsoft YaHei" w:hAnsi="Microsoft YaHei"/>
+                <w:sz w:val="18"/>
+              </w:rPr>
+              <w:t>—</w:t>
+            </w:r>
+          </w:p>
+        </w:tc>
+      </w:tr>
+    </w:tbl>
+    <w:p/>
     <w:p>
       <w:pPr>
         <w:spacing w:before="280" w:after="80" w:line="312" w:lineRule="auto"/>
@@ -1260,7 +1635,7 @@
           <w:color w:val="333333"/>
           <w:sz w:val="24"/>
         </w:rPr>
-        <w:t>前一交易日资金细分</w:t>
+        <w:t>融资融券（上一交易日日终）</w:t>
       </w:r>
     </w:p>
     <w:tbl>
@@ -1293,7 +1668,7 @@
                 <w:color w:val="1A1A1A"/>
                 <w:sz w:val="18"/>
               </w:rPr>
-              <w:t>类型</w:t>
+              <w:t>指标</w:t>
             </w:r>
           </w:p>
         </w:tc>
@@ -1314,7 +1689,7 @@
                 <w:color w:val="1A1A1A"/>
                 <w:sz w:val="18"/>
               </w:rPr>
-              <w:t>净额（元）</w:t>
+              <w:t>数据</w:t>
             </w:r>
           </w:p>
         </w:tc>
@@ -1334,7 +1709,7 @@
                 <w:rFonts w:ascii="Microsoft YaHei" w:hAnsi="Microsoft YaHei"/>
                 <w:sz w:val="18"/>
               </w:rPr>
-              <w:t>大单净额</w:t>
+              <w:t>融资余额</w:t>
             </w:r>
           </w:p>
         </w:tc>
@@ -1354,14 +1729,14 @@
                 <w:color w:val="1A1A1A"/>
                 <w:sz w:val="18"/>
               </w:rPr>
-              <w:t>+3,511万</w:t>
+              <w:t>5.45亿元</w:t>
             </w:r>
             <w:r>
               <w:rPr>
                 <w:rFonts w:ascii="Microsoft YaHei" w:hAnsi="Microsoft YaHei"/>
                 <w:sz w:val="18"/>
               </w:rPr>
-              <w:t>（买入4,489万 / 卖出979万）</w:t>
+              <w:t>（较前日 +0.31%）</w:t>
             </w:r>
           </w:p>
         </w:tc>
@@ -1382,7 +1757,7 @@
                 <w:rFonts w:ascii="Microsoft YaHei" w:hAnsi="Microsoft YaHei"/>
                 <w:sz w:val="18"/>
               </w:rPr>
-              <w:t>中单净额</w:t>
+              <w:t>融券余额</w:t>
             </w:r>
           </w:p>
         </w:tc>
@@ -1401,85 +1776,7 @@
                 <w:rFonts w:ascii="Microsoft YaHei" w:hAnsi="Microsoft YaHei"/>
                 <w:sz w:val="18"/>
               </w:rPr>
-              <w:t>+245万</w:t>
-            </w:r>
-          </w:p>
-        </w:tc>
-      </w:tr>
-      <w:tr>
-        <w:tc>
-          <w:tcPr>
-            <w:tcW w:type="dxa" w:w="4533"/>
-          </w:tcPr>
-          <w:p>
-            <w:pPr>
-              <w:spacing w:before="40" w:after="40" w:line="288" w:lineRule="auto"/>
-            </w:pPr>
-            <w:r/>
-            <w:r>
-              <w:rPr>
-                <w:rFonts w:ascii="Microsoft YaHei" w:hAnsi="Microsoft YaHei"/>
-                <w:sz w:val="18"/>
-              </w:rPr>
-              <w:t>小单净额</w:t>
-            </w:r>
-          </w:p>
-        </w:tc>
-        <w:tc>
-          <w:tcPr>
-            <w:tcW w:type="dxa" w:w="4533"/>
-          </w:tcPr>
-          <w:p>
-            <w:pPr>
-              <w:spacing w:before="40" w:after="40" w:line="288" w:lineRule="auto"/>
-            </w:pPr>
-            <w:r/>
-            <w:r>
-              <w:rPr>
-                <w:rFonts w:ascii="Microsoft YaHei" w:hAnsi="Microsoft YaHei"/>
-                <w:sz w:val="18"/>
-              </w:rPr>
-              <w:t>+122万</w:t>
-            </w:r>
-          </w:p>
-        </w:tc>
-      </w:tr>
-      <w:tr>
-        <w:tc>
-          <w:tcPr>
-            <w:tcW w:type="dxa" w:w="4533"/>
-            <w:shd w:fill="F8F9FA" w:val="clear"/>
-          </w:tcPr>
-          <w:p>
-            <w:pPr>
-              <w:spacing w:before="40" w:after="40" w:line="288" w:lineRule="auto"/>
-            </w:pPr>
-            <w:r/>
-            <w:r>
-              <w:rPr>
-                <w:rFonts w:ascii="Microsoft YaHei" w:hAnsi="Microsoft YaHei"/>
-                <w:sz w:val="18"/>
-              </w:rPr>
-              <w:t>合计</w:t>
-            </w:r>
-          </w:p>
-        </w:tc>
-        <w:tc>
-          <w:tcPr>
-            <w:tcW w:type="dxa" w:w="4533"/>
-            <w:shd w:fill="F8F9FA" w:val="clear"/>
-          </w:tcPr>
-          <w:p>
-            <w:pPr>
-              <w:spacing w:before="40" w:after="40" w:line="288" w:lineRule="auto"/>
-            </w:pPr>
-            <w:r/>
-            <w:r>
-              <w:rPr>
-                <w:rFonts w:ascii="Microsoft YaHei" w:hAnsi="Microsoft YaHei"/>
-                <w:sz w:val="18"/>
-              </w:rPr>
-              <w:t>+3,878万</w:t>
+              <w:t>0.01亿元（较前日 -0.65%）</w:t>
             </w:r>
           </w:p>
         </w:tc>
@@ -1490,36 +1787,10 @@
       <w:r>
         <w:rPr>
           <w:rFonts w:ascii="Microsoft YaHei" w:hAnsi="Microsoft YaHei"/>
-        </w:rPr>
-        <w:t xml:space="preserve">大单占净流入的 </w:t>
-      </w:r>
-      <w:r>
-        <w:rPr>
-          <w:rFonts w:ascii="Microsoft YaHei" w:hAnsi="Microsoft YaHei"/>
           <w:b/>
           <w:color w:val="1A1A1A"/>
         </w:rPr>
-        <w:t>90.5%</w:t>
-      </w:r>
-      <w:r>
-        <w:rPr>
-          <w:rFonts w:ascii="Microsoft YaHei" w:hAnsi="Microsoft YaHei"/>
-        </w:rPr>
-        <w:t>，说明主力资金是今日推升股价的核心力量，小单跟风为辅。</w:t>
-      </w:r>
-    </w:p>
-    <w:p>
-      <w:pPr>
-        <w:spacing w:before="280" w:after="80" w:line="312" w:lineRule="auto"/>
-      </w:pPr>
-      <w:r>
-        <w:rPr>
-          <w:rFonts w:ascii="Microsoft YaHei" w:hAnsi="Microsoft YaHei"/>
-          <w:b/>
-          <w:color w:val="333333"/>
-          <w:sz w:val="24"/>
-        </w:rPr>
-        <w:t>融资融券（前一交易日日终）</w:t>
+        <w:t>资金面解读：</w:t>
       </w:r>
     </w:p>
     <w:p>
@@ -1530,7 +1801,7 @@
         <w:rPr>
           <w:rFonts w:ascii="Microsoft YaHei" w:hAnsi="Microsoft YaHei"/>
         </w:rPr>
-        <w:t>融资余额：</w:t>
+        <w:t xml:space="preserve">今日半日净流入 </w:t>
       </w:r>
       <w:r>
         <w:rPr>
@@ -1538,13 +1809,27 @@
           <w:b/>
           <w:color w:val="1A1A1A"/>
         </w:rPr>
-        <w:t>5.45亿元</w:t>
+        <w:t>3,706.97万元</w:t>
       </w:r>
       <w:r>
         <w:rPr>
           <w:rFonts w:ascii="Microsoft YaHei" w:hAnsi="Microsoft YaHei"/>
         </w:rPr>
-        <w:t>（较前日+0.31%）</w:t>
+        <w:t xml:space="preserve">，加上昨日合计净流入 </w:t>
+      </w:r>
+      <w:r>
+        <w:rPr>
+          <w:rFonts w:ascii="Microsoft YaHei" w:hAnsi="Microsoft YaHei"/>
+          <w:b/>
+          <w:color w:val="1A1A1A"/>
+        </w:rPr>
+        <w:t>3,702.03万元</w:t>
+      </w:r>
+      <w:r>
+        <w:rPr>
+          <w:rFonts w:ascii="Microsoft YaHei" w:hAnsi="Microsoft YaHei"/>
+        </w:rPr>
+        <w:t>，近两个交易日资金持续回流。</w:t>
       </w:r>
     </w:p>
     <w:p>
@@ -1555,7 +1840,7 @@
         <w:rPr>
           <w:rFonts w:ascii="Microsoft YaHei" w:hAnsi="Microsoft YaHei"/>
         </w:rPr>
-        <w:t>融券余额：</w:t>
+        <w:t xml:space="preserve">大单净额昨日高达 </w:t>
       </w:r>
       <w:r>
         <w:rPr>
@@ -1563,13 +1848,41 @@
           <w:b/>
           <w:color w:val="1A1A1A"/>
         </w:rPr>
-        <w:t>0.01亿元</w:t>
+        <w:t>+3,389万元</w:t>
       </w:r>
       <w:r>
         <w:rPr>
           <w:rFonts w:ascii="Microsoft YaHei" w:hAnsi="Microsoft YaHei"/>
         </w:rPr>
-        <w:t>（较前日-0.65%）</w:t>
+        <w:t xml:space="preserve">，占总净流入的 </w:t>
+      </w:r>
+      <w:r>
+        <w:rPr>
+          <w:rFonts w:ascii="Microsoft YaHei" w:hAnsi="Microsoft YaHei"/>
+          <w:b/>
+          <w:color w:val="1A1A1A"/>
+        </w:rPr>
+        <w:t>91.5%</w:t>
+      </w:r>
+      <w:r>
+        <w:rPr>
+          <w:rFonts w:ascii="Microsoft YaHei" w:hAnsi="Microsoft YaHei"/>
+        </w:rPr>
+        <w:t>，显示主力资金主动介入意愿较强，大单买入额（4,736万）远超卖出额（1,347万），</w:t>
+      </w:r>
+      <w:r>
+        <w:rPr>
+          <w:rFonts w:ascii="Microsoft YaHei" w:hAnsi="Microsoft YaHei"/>
+          <w:b/>
+          <w:color w:val="1A1A1A"/>
+        </w:rPr>
+        <w:t>主力做多信号明确</w:t>
+      </w:r>
+      <w:r>
+        <w:rPr>
+          <w:rFonts w:ascii="Microsoft YaHei" w:hAnsi="Microsoft YaHei"/>
+        </w:rPr>
+        <w:t>。</w:t>
       </w:r>
     </w:p>
     <w:p>
@@ -1580,29 +1893,7 @@
         <w:rPr>
           <w:rFonts w:ascii="Microsoft YaHei" w:hAnsi="Microsoft YaHei"/>
         </w:rPr>
-        <w:t xml:space="preserve">融资余额占流通市值比例 </w:t>
-      </w:r>
-      <w:r>
-        <w:rPr>
-          <w:rFonts w:ascii="Microsoft YaHei" w:hAnsi="Microsoft YaHei"/>
-          <w:b/>
-          <w:color w:val="1A1A1A"/>
-        </w:rPr>
-        <w:t>4.70%</w:t>
-      </w:r>
-      <w:r>
-        <w:rPr>
-          <w:rFonts w:ascii="Microsoft YaHei" w:hAnsi="Microsoft YaHei"/>
-        </w:rPr>
-        <w:t>，低于近一年10%分位水平</w:t>
-      </w:r>
-    </w:p>
-    <w:p>
-      <w:r>
-        <w:rPr>
-          <w:rFonts w:ascii="Microsoft YaHei" w:hAnsi="Microsoft YaHei"/>
-        </w:rPr>
-        <w:t>&gt; 融资余额占比处于历史低位，说明杠杆资金参与度极低，后续若股价企稳回升，融资回补空间较大。</w:t>
+        <w:t>融资余额小幅增长（+0.31%），杠杆资金态度偏积极；融券余额极低（0.01亿），做空力量微弱。</w:t>
       </w:r>
     </w:p>
     <w:p>
@@ -1681,7 +1972,7 @@
                 <w:color w:val="1A1A1A"/>
                 <w:sz w:val="18"/>
               </w:rPr>
-              <w:t>数值</w:t>
+              <w:t>数据</w:t>
             </w:r>
           </w:p>
         </w:tc>
@@ -1839,47 +2130,7 @@
                 <w:rFonts w:ascii="Microsoft YaHei" w:hAnsi="Microsoft YaHei"/>
                 <w:sz w:val="18"/>
               </w:rPr>
-              <w:t>1.66</w:t>
-            </w:r>
-          </w:p>
-        </w:tc>
-      </w:tr>
-      <w:tr>
-        <w:tc>
-          <w:tcPr>
-            <w:tcW w:type="dxa" w:w="4533"/>
-          </w:tcPr>
-          <w:p>
-            <w:pPr>
-              <w:spacing w:before="40" w:after="40" w:line="288" w:lineRule="auto"/>
-            </w:pPr>
-            <w:r/>
-            <w:r>
-              <w:rPr>
-                <w:rFonts w:ascii="Microsoft YaHei" w:hAnsi="Microsoft YaHei"/>
-                <w:sz w:val="18"/>
-              </w:rPr>
-              <w:t>价格在布林带位置</w:t>
-            </w:r>
-          </w:p>
-        </w:tc>
-        <w:tc>
-          <w:tcPr>
-            <w:tcW w:type="dxa" w:w="4533"/>
-          </w:tcPr>
-          <w:p>
-            <w:pPr>
-              <w:spacing w:before="40" w:after="40" w:line="288" w:lineRule="auto"/>
-            </w:pPr>
-            <w:r/>
-            <w:r>
-              <w:rPr>
-                <w:rFonts w:ascii="Microsoft YaHei" w:hAnsi="Microsoft YaHei"/>
-                <w:b/>
-                <w:color w:val="1A1A1A"/>
-                <w:sz w:val="18"/>
-              </w:rPr>
-              <w:t>上轨与中轨之间（偏上）</w:t>
+              <w:t>~1.66</w:t>
             </w:r>
           </w:p>
         </w:tc>
@@ -1893,7 +2144,7 @@
           <w:b/>
           <w:color w:val="1A1A1A"/>
         </w:rPr>
-        <w:t>技术研判：</w:t>
+        <w:t>技术形态分析：</w:t>
       </w:r>
     </w:p>
     <w:p>
@@ -1918,7 +2169,7 @@
         <w:rPr>
           <w:rFonts w:ascii="Microsoft YaHei" w:hAnsi="Microsoft YaHei"/>
         </w:rPr>
-        <w:t xml:space="preserve"> 站稳于布林带中轨（约1.66）之上，并向布林带上轨（1.72）靠拢，偏离度计算：</w:t>
+        <w:t xml:space="preserve"> 位于布林带中轨（约1.66）与上轨（1.72）之间，属于布林带</w:t>
       </w:r>
       <w:r>
         <w:rPr>
@@ -1926,60 +2177,7 @@
           <w:b/>
           <w:color w:val="1A1A1A"/>
         </w:rPr>
-        <w:t>(1.69-1.60)/(1.72-1.60)=75%</w:t>
-      </w:r>
-      <w:r>
-        <w:rPr>
-          <w:rFonts w:ascii="Microsoft YaHei" w:hAnsi="Microsoft YaHei"/>
-        </w:rPr>
-        <w:t>，处于强势区域但尚未触及上轨压力。</w:t>
-      </w:r>
-    </w:p>
-    <w:p>
-      <w:pPr>
-        <w:pStyle w:val="ListBullet"/>
-      </w:pPr>
-      <w:r>
-        <w:rPr>
-          <w:rFonts w:ascii="Microsoft YaHei" w:hAnsi="Microsoft YaHei"/>
-        </w:rPr>
-        <w:t xml:space="preserve">若午后量能持续配合，有望挑战 </w:t>
-      </w:r>
-      <w:r>
-        <w:rPr>
-          <w:rFonts w:ascii="Microsoft YaHei" w:hAnsi="Microsoft YaHei"/>
-          <w:b/>
-          <w:color w:val="1A1A1A"/>
-        </w:rPr>
-        <w:t>1.72元布林带上轨</w:t>
-      </w:r>
-      <w:r>
-        <w:rPr>
-          <w:rFonts w:ascii="Microsoft YaHei" w:hAnsi="Microsoft YaHei"/>
-        </w:rPr>
-        <w:t xml:space="preserve">；若遇阻回落，下方支撑先看 </w:t>
-      </w:r>
-      <w:r>
-        <w:rPr>
-          <w:rFonts w:ascii="Microsoft YaHei" w:hAnsi="Microsoft YaHei"/>
-          <w:b/>
-          <w:color w:val="1A1A1A"/>
-        </w:rPr>
-        <w:t>1.66元（中轨）</w:t>
-      </w:r>
-      <w:r>
-        <w:rPr>
-          <w:rFonts w:ascii="Microsoft YaHei" w:hAnsi="Microsoft YaHei"/>
-        </w:rPr>
-        <w:t xml:space="preserve">，强支撑在 </w:t>
-      </w:r>
-      <w:r>
-        <w:rPr>
-          <w:rFonts w:ascii="Microsoft YaHei" w:hAnsi="Microsoft YaHei"/>
-          <w:b/>
-          <w:color w:val="1A1A1A"/>
-        </w:rPr>
-        <w:t>1.60元（下轨）</w:t>
+        <w:t>偏强区域</w:t>
       </w:r>
       <w:r>
         <w:rPr>
@@ -1996,7 +2194,71 @@
         <w:rPr>
           <w:rFonts w:ascii="Microsoft YaHei" w:hAnsi="Microsoft YaHei"/>
         </w:rPr>
-        <w:t>早盘振幅3.03%，波动温和，多空分歧不大。</w:t>
+        <w:t>今日从开盘价1.66（接近中轨）震荡上行至最高1.70，盘中已触及布林带上轨附近，</w:t>
+      </w:r>
+      <w:r>
+        <w:rPr>
+          <w:rFonts w:ascii="Microsoft YaHei" w:hAnsi="Microsoft YaHei"/>
+          <w:b/>
+          <w:color w:val="1A1A1A"/>
+        </w:rPr>
+        <w:t>显示短期上行动能增强</w:t>
+      </w:r>
+      <w:r>
+        <w:rPr>
+          <w:rFonts w:ascii="Microsoft YaHei" w:hAnsi="Microsoft YaHei"/>
+        </w:rPr>
+        <w:t>。</w:t>
+      </w:r>
+    </w:p>
+    <w:p>
+      <w:pPr>
+        <w:pStyle w:val="ListBullet"/>
+      </w:pPr>
+      <w:r>
+        <w:rPr>
+          <w:rFonts w:ascii="Microsoft YaHei" w:hAnsi="Microsoft YaHei"/>
+        </w:rPr>
+        <w:t xml:space="preserve">振幅 </w:t>
+      </w:r>
+      <w:r>
+        <w:rPr>
+          <w:rFonts w:ascii="Microsoft YaHei" w:hAnsi="Microsoft YaHei"/>
+          <w:b/>
+          <w:color w:val="1A1A1A"/>
+        </w:rPr>
+        <w:t>3.03%</w:t>
+      </w:r>
+      <w:r>
+        <w:rPr>
+          <w:rFonts w:ascii="Microsoft YaHei" w:hAnsi="Microsoft YaHei"/>
+        </w:rPr>
+        <w:t>，波动幅度适中，多空博弈较为均衡。</w:t>
+      </w:r>
+    </w:p>
+    <w:p>
+      <w:pPr>
+        <w:pStyle w:val="ListBullet"/>
+      </w:pPr>
+      <w:r>
+        <w:rPr>
+          <w:rFonts w:ascii="Microsoft YaHei" w:hAnsi="Microsoft YaHei"/>
+        </w:rPr>
+        <w:t>若午后能站稳1.70上方并挑战布林带上轨1.72，则有望打开上行空间；若受阻回落，则需关注</w:t>
+      </w:r>
+      <w:r>
+        <w:rPr>
+          <w:rFonts w:ascii="Microsoft YaHei" w:hAnsi="Microsoft YaHei"/>
+          <w:b/>
+          <w:color w:val="1A1A1A"/>
+        </w:rPr>
+        <w:t>1.66（中轨）</w:t>
+      </w:r>
+      <w:r>
+        <w:rPr>
+          <w:rFonts w:ascii="Microsoft YaHei" w:hAnsi="Microsoft YaHei"/>
+        </w:rPr>
+        <w:t xml:space="preserve"> 的支撑力度。</w:t>
       </w:r>
     </w:p>
     <w:p>
@@ -2021,31 +2283,7 @@
           <w:color w:val="1A1A1A"/>
           <w:sz w:val="28"/>
         </w:rPr>
-        <w:t>新闻资讯分析</w:t>
-      </w:r>
-    </w:p>
-    <w:p>
-      <w:pPr>
-        <w:spacing w:before="280" w:after="80" w:line="312" w:lineRule="auto"/>
-      </w:pPr>
-      <w:r>
-        <w:rPr>
-          <w:rFonts w:ascii="Microsoft YaHei" w:hAnsi="Microsoft YaHei"/>
-          <w:b/>
-          <w:color w:val="333333"/>
-          <w:sz w:val="24"/>
-        </w:rPr>
-        <w:t>重点资讯解读</w:t>
-      </w:r>
-    </w:p>
-    <w:p>
-      <w:r>
-        <w:rPr>
-          <w:rFonts w:ascii="Microsoft YaHei" w:hAnsi="Microsoft YaHei"/>
-          <w:b/>
-          <w:color w:val="1A1A1A"/>
-        </w:rPr>
-        <w:t>1. 融资数据利好（来源：sinafin a_01）</w:t>
+        <w:t>新闻资讯</w:t>
       </w:r>
     </w:p>
     <w:p>
@@ -2053,7 +2291,26 @@
         <w:rPr>
           <w:rFonts w:ascii="Microsoft YaHei" w:hAnsi="Microsoft YaHei"/>
         </w:rPr>
-        <w:t xml:space="preserve">7月28日获融资买入 </w:t>
+        <w:t>今日与房地产及消费板块相关的关键资讯：</w:t>
+      </w:r>
+    </w:p>
+    <w:p>
+      <w:pPr>
+        <w:pStyle w:val="ListNumber"/>
+      </w:pPr>
+      <w:r>
+        <w:rPr>
+          <w:rFonts w:ascii="Microsoft YaHei" w:hAnsi="Microsoft YaHei"/>
+          <w:b/>
+          <w:color w:val="1A1A1A"/>
+        </w:rPr>
+        <w:t>房地产贷款数据偏弱</w:t>
+      </w:r>
+      <w:r>
+        <w:rPr>
+          <w:rFonts w:ascii="Microsoft YaHei" w:hAnsi="Microsoft YaHei"/>
+        </w:rPr>
+        <w:t xml:space="preserve"> — 央行发布2026年二季度贷款投向报告显示，人民币房地产贷款余额 </w:t>
       </w:r>
       <w:r>
         <w:rPr>
@@ -2061,13 +2318,13 @@
           <w:b/>
           <w:color w:val="1A1A1A"/>
         </w:rPr>
-        <w:t>1,009.66万元</w:t>
+        <w:t>50.74万亿元</w:t>
       </w:r>
       <w:r>
         <w:rPr>
           <w:rFonts w:ascii="Microsoft YaHei" w:hAnsi="Microsoft YaHei"/>
         </w:rPr>
-        <w:t xml:space="preserve">，融资余额 </w:t>
+        <w:t xml:space="preserve">，同比 </w:t>
       </w:r>
       <w:r>
         <w:rPr>
@@ -2075,13 +2332,32 @@
           <w:b/>
           <w:color w:val="1A1A1A"/>
         </w:rPr>
-        <w:t>5.45亿元</w:t>
+        <w:t>下降4.9%</w:t>
       </w:r>
       <w:r>
         <w:rPr>
           <w:rFonts w:ascii="Microsoft YaHei" w:hAnsi="Microsoft YaHei"/>
         </w:rPr>
-        <w:t>，占流通市值比例4.70%，</w:t>
+        <w:t>。行业基本面仍处下行通道，对地产板块整体形成压制。</w:t>
+      </w:r>
+    </w:p>
+    <w:p>
+      <w:pPr>
+        <w:pStyle w:val="ListNumber"/>
+      </w:pPr>
+      <w:r>
+        <w:rPr>
+          <w:rFonts w:ascii="Microsoft YaHei" w:hAnsi="Microsoft YaHei"/>
+          <w:b/>
+          <w:color w:val="1A1A1A"/>
+        </w:rPr>
+        <w:t>商业零售板块走强（+2.66%）</w:t>
+      </w:r>
+      <w:r>
+        <w:rPr>
+          <w:rFonts w:ascii="Microsoft YaHei" w:hAnsi="Microsoft YaHei"/>
+        </w:rPr>
+        <w:t xml:space="preserve"> — 上海市委研究"十五五"国际消费中心城市建设，利好消费服务链条。华侨城A涉及 </w:t>
       </w:r>
       <w:r>
         <w:rPr>
@@ -2089,23 +2365,32 @@
           <w:b/>
           <w:color w:val="1A1A1A"/>
         </w:rPr>
-        <w:t>低于近一年10%分位水平</w:t>
+        <w:t>休闲、旅游、购物中心、酒店</w:t>
       </w:r>
       <w:r>
         <w:rPr>
           <w:rFonts w:ascii="Microsoft YaHei" w:hAnsi="Microsoft YaHei"/>
         </w:rPr>
-        <w:t>。表明当前融资客持仓处于极低位置，后续若市场情绪回暖，融资回补有望提供增量资金。</w:t>
+        <w:t xml:space="preserve"> 等消费服务类业务，板块联动效应或为股价提供额外支撑。</w:t>
       </w:r>
     </w:p>
     <w:p>
+      <w:pPr>
+        <w:pStyle w:val="ListNumber"/>
+      </w:pPr>
       <w:r>
         <w:rPr>
           <w:rFonts w:ascii="Microsoft YaHei" w:hAnsi="Microsoft YaHei"/>
           <w:b/>
           <w:color w:val="1A1A1A"/>
         </w:rPr>
-        <w:t>2. 互动问答：业务收入细分（来源：qnainfo a_01）</w:t>
+        <w:t>市场整体情绪积极</w:t>
+      </w:r>
+      <w:r>
+        <w:rPr>
+          <w:rFonts w:ascii="Microsoft YaHei" w:hAnsi="Microsoft YaHei"/>
+        </w:rPr>
+        <w:t xml:space="preserve"> — 早间新闻精选涵盖多个行业利好（如金山办公、中际旭创等业绩/回购），叠加外围原油大跌利好成本端，市场风险偏好回升，为超跌的地产股提供补涨窗口。</w:t>
       </w:r>
     </w:p>
     <w:p>
@@ -2113,213 +2398,7 @@
         <w:rPr>
           <w:rFonts w:ascii="Microsoft YaHei" w:hAnsi="Microsoft YaHei"/>
         </w:rPr>
-        <w:t>投资者询问旅游综合收入与房地产收入的细分构成，公司指引关注年报/半年报——此为常规回应，无重大信息增量。</w:t>
-      </w:r>
-    </w:p>
-    <w:p>
-      <w:r>
-        <w:rPr>
-          <w:rFonts w:ascii="Microsoft YaHei" w:hAnsi="Microsoft YaHei"/>
-          <w:b/>
-          <w:color w:val="1A1A1A"/>
-        </w:rPr>
-        <w:t>3. 互动问答：深圳欢乐谷噪声治理（来源：qnainfo a_02）</w:t>
-      </w:r>
-    </w:p>
-    <w:p>
-      <w:r>
-        <w:rPr>
-          <w:rFonts w:ascii="Microsoft YaHei" w:hAnsi="Microsoft YaHei"/>
-        </w:rPr>
-        <w:t>公司回应已从设备声学优化、运营管控等多方面落实降噪举措，体现对社区责任的重视。影响较小，偏正面。</w:t>
-      </w:r>
-    </w:p>
-    <w:p>
-      <w:r>
-        <w:rPr>
-          <w:rFonts w:ascii="Microsoft YaHei" w:hAnsi="Microsoft YaHei"/>
-          <w:b/>
-          <w:color w:val="1A1A1A"/>
-        </w:rPr>
-        <w:t>4. 互动问答：锦绣花园电梯维保（来源：qnainfo a_03/a_04）</w:t>
-      </w:r>
-    </w:p>
-    <w:p>
-      <w:r>
-        <w:rPr>
-          <w:rFonts w:ascii="Microsoft YaHei" w:hAnsi="Microsoft YaHei"/>
-        </w:rPr>
-        <w:t>公司详细解释维保单位调整系公开招采结果，符合《特种设备安全法》要求。属于物业管理的日常事务，对股价无明显影响。</w:t>
-      </w:r>
-    </w:p>
-    <w:p>
-      <w:r>
-        <w:rPr>
-          <w:rFonts w:ascii="Microsoft YaHei" w:hAnsi="Microsoft YaHei"/>
-          <w:b/>
-          <w:color w:val="1A1A1A"/>
-        </w:rPr>
-        <w:t>5. ⭐ 长鑫科技上市与合肥楼市联动（来源：sinafin a_07/a_08）——核心关注</w:t>
-      </w:r>
-    </w:p>
-    <w:p>
-      <w:r>
-        <w:rPr>
-          <w:rFonts w:ascii="Microsoft YaHei" w:hAnsi="Microsoft YaHei"/>
-        </w:rPr>
-        <w:t>这两篇文章详细分析了长鑫科技（688825.SH）登陆科创板对合肥当地楼市的潜在影响，</w:t>
-      </w:r>
-      <w:r>
-        <w:rPr>
-          <w:rFonts w:ascii="Microsoft YaHei" w:hAnsi="Microsoft YaHei"/>
-          <w:b/>
-          <w:color w:val="1A1A1A"/>
-        </w:rPr>
-        <w:t>直接提及华侨城在合肥的"华侨城国际小镇"项目</w:t>
-      </w:r>
-      <w:r>
-        <w:rPr>
-          <w:rFonts w:ascii="Microsoft YaHei" w:hAnsi="Microsoft YaHei"/>
-        </w:rPr>
-        <w:t>：</w:t>
-      </w:r>
-    </w:p>
-    <w:p>
-      <w:pPr>
-        <w:pStyle w:val="ListBullet"/>
-      </w:pPr>
-      <w:r>
-        <w:rPr>
-          <w:rFonts w:ascii="Microsoft YaHei" w:hAnsi="Microsoft YaHei"/>
-          <w:b/>
-          <w:color w:val="1A1A1A"/>
-        </w:rPr>
-        <w:t>华侨城国际小镇</w:t>
-      </w:r>
-      <w:r>
-        <w:rPr>
-          <w:rFonts w:ascii="Microsoft YaHei" w:hAnsi="Microsoft YaHei"/>
-        </w:rPr>
-        <w:t xml:space="preserve">位于长鑫科技总部附近，是长岗片区唯一商品房项目，前期主要面向长鑫科技员工销售（售价1.2-1.4万/㎡），目前已全面放开销售，洋房均价约 </w:t>
-      </w:r>
-      <w:r>
-        <w:rPr>
-          <w:rFonts w:ascii="Microsoft YaHei" w:hAnsi="Microsoft YaHei"/>
-          <w:b/>
-          <w:color w:val="1A1A1A"/>
-        </w:rPr>
-        <w:t>8,000元/㎡</w:t>
-      </w:r>
-      <w:r>
-        <w:rPr>
-          <w:rFonts w:ascii="Microsoft YaHei" w:hAnsi="Microsoft YaHei"/>
-        </w:rPr>
-        <w:t>。</w:t>
-      </w:r>
-    </w:p>
-    <w:p>
-      <w:pPr>
-        <w:pStyle w:val="ListBullet"/>
-      </w:pPr>
-      <w:r>
-        <w:rPr>
-          <w:rFonts w:ascii="Microsoft YaHei" w:hAnsi="Microsoft YaHei"/>
-        </w:rPr>
-        <w:t>项目曾一度停工，二期土地被收回，目前已复工并恢复销售，但</w:t>
-      </w:r>
-      <w:r>
-        <w:rPr>
-          <w:rFonts w:ascii="Microsoft YaHei" w:hAnsi="Microsoft YaHei"/>
-          <w:b/>
-          <w:color w:val="1A1A1A"/>
-        </w:rPr>
-        <w:t>整体去化偏慢</w:t>
-      </w:r>
-      <w:r>
-        <w:rPr>
-          <w:rFonts w:ascii="Microsoft YaHei" w:hAnsi="Microsoft YaHei"/>
-        </w:rPr>
-        <w:t>。</w:t>
-      </w:r>
-    </w:p>
-    <w:p>
-      <w:pPr>
-        <w:pStyle w:val="ListBullet"/>
-      </w:pPr>
-      <w:r>
-        <w:rPr>
-          <w:rFonts w:ascii="Microsoft YaHei" w:hAnsi="Microsoft YaHei"/>
-        </w:rPr>
-        <w:t>周边租赁市场极度火爆（"一房难求"），但</w:t>
-      </w:r>
-      <w:r>
-        <w:rPr>
-          <w:rFonts w:ascii="Microsoft YaHei" w:hAnsi="Microsoft YaHei"/>
-          <w:b/>
-          <w:color w:val="1A1A1A"/>
-        </w:rPr>
-        <w:t>购买市场活跃度有限</w:t>
-      </w:r>
-      <w:r>
-        <w:rPr>
-          <w:rFonts w:ascii="Microsoft YaHei" w:hAnsi="Microsoft YaHei"/>
-        </w:rPr>
-        <w:t>，二手房成交价约5,000元/㎡，买卖并不活跃。</w:t>
-      </w:r>
-    </w:p>
-    <w:p>
-      <w:pPr>
-        <w:pStyle w:val="ListBullet"/>
-      </w:pPr>
-      <w:r>
-        <w:rPr>
-          <w:rFonts w:ascii="Microsoft YaHei" w:hAnsi="Microsoft YaHei"/>
-        </w:rPr>
-        <w:t>长鑫科技上市后市值超3万亿，员工持股计划覆盖6,760人次，</w:t>
-      </w:r>
-      <w:r>
-        <w:rPr>
-          <w:rFonts w:ascii="Microsoft YaHei" w:hAnsi="Microsoft YaHei"/>
-          <w:b/>
-          <w:color w:val="1A1A1A"/>
-        </w:rPr>
-        <w:t>造富效应理论上利好周边住宅需求</w:t>
-      </w:r>
-      <w:r>
-        <w:rPr>
-          <w:rFonts w:ascii="Microsoft YaHei" w:hAnsi="Microsoft YaHei"/>
-        </w:rPr>
-        <w:t>，但文章指出从财富兑现到购房落地存在时滞，且部分需求已在补贴政策退出前提前释放。</w:t>
-      </w:r>
-    </w:p>
-    <w:p>
-      <w:r>
-        <w:rPr>
-          <w:rFonts w:ascii="Microsoft YaHei" w:hAnsi="Microsoft YaHei"/>
-          <w:b/>
-          <w:color w:val="1A1A1A"/>
-        </w:rPr>
-        <w:t>综合评估</w:t>
-      </w:r>
-      <w:r>
-        <w:rPr>
-          <w:rFonts w:ascii="Microsoft YaHei" w:hAnsi="Microsoft YaHei"/>
-        </w:rPr>
-        <w:t>：长鑫科技上市对华侨城合肥项目构成</w:t>
-      </w:r>
-      <w:r>
-        <w:rPr>
-          <w:rFonts w:ascii="Microsoft YaHei" w:hAnsi="Microsoft YaHei"/>
-          <w:b/>
-          <w:color w:val="1A1A1A"/>
-        </w:rPr>
-        <w:t>中长期利好</w:t>
-      </w:r>
-      <w:r>
-        <w:rPr>
-          <w:rFonts w:ascii="Microsoft YaHei" w:hAnsi="Microsoft YaHei"/>
-        </w:rPr>
-        <w:t>，但短期转化为实际销售收入的幅度有限。华侨城在合肥的房地产项目体量较小，对上市公司整体业绩的拉动作用需进一步观察。</w:t>
+        <w:t>&gt; 注：针对华侨城A的定向新闻、公告及互动问答未检索到有效内容，上述分析基于宏观及板块层面的信息推演。</w:t>
       </w:r>
     </w:p>
     <w:p>
@@ -2345,6 +2424,147 @@
           <w:sz w:val="28"/>
         </w:rPr>
         <w:t>板块关联</w:t>
+      </w:r>
+    </w:p>
+    <w:p>
+      <w:r>
+        <w:rPr>
+          <w:rFonts w:ascii="Microsoft YaHei" w:hAnsi="Microsoft YaHei"/>
+        </w:rPr>
+        <w:t xml:space="preserve">华侨城A主营业务横跨 </w:t>
+      </w:r>
+      <w:r>
+        <w:rPr>
+          <w:rFonts w:ascii="Microsoft YaHei" w:hAnsi="Microsoft YaHei"/>
+          <w:b/>
+          <w:color w:val="1A1A1A"/>
+        </w:rPr>
+        <w:t>房地产</w:t>
+      </w:r>
+      <w:r>
+        <w:rPr>
+          <w:rFonts w:ascii="Microsoft YaHei" w:hAnsi="Microsoft YaHei"/>
+        </w:rPr>
+        <w:t xml:space="preserve"> 与 </w:t>
+      </w:r>
+      <w:r>
+        <w:rPr>
+          <w:rFonts w:ascii="Microsoft YaHei" w:hAnsi="Microsoft YaHei"/>
+          <w:b/>
+          <w:color w:val="1A1A1A"/>
+        </w:rPr>
+        <w:t>旅游/消费服务</w:t>
+      </w:r>
+      <w:r>
+        <w:rPr>
+          <w:rFonts w:ascii="Microsoft YaHei" w:hAnsi="Microsoft YaHei"/>
+        </w:rPr>
+        <w:t xml:space="preserve"> 两大领域：</w:t>
+      </w:r>
+    </w:p>
+    <w:p>
+      <w:pPr>
+        <w:pStyle w:val="ListBullet"/>
+      </w:pPr>
+      <w:r>
+        <w:rPr>
+          <w:rFonts w:ascii="Microsoft YaHei" w:hAnsi="Microsoft YaHei"/>
+          <w:b/>
+          <w:color w:val="1A1A1A"/>
+        </w:rPr>
+        <w:t>房地产板块</w:t>
+      </w:r>
+      <w:r>
+        <w:rPr>
+          <w:rFonts w:ascii="Microsoft YaHei" w:hAnsi="Microsoft YaHei"/>
+        </w:rPr>
+        <w:t xml:space="preserve">：当前行业受贷款数据偏弱压制，但个股层面因市场情绪回暖及估值低位（PB仅0.40），存在 </w:t>
+      </w:r>
+      <w:r>
+        <w:rPr>
+          <w:rFonts w:ascii="Microsoft YaHei" w:hAnsi="Microsoft YaHei"/>
+          <w:b/>
+          <w:color w:val="1A1A1A"/>
+        </w:rPr>
+        <w:t>超跌反弹</w:t>
+      </w:r>
+      <w:r>
+        <w:rPr>
+          <w:rFonts w:ascii="Microsoft YaHei" w:hAnsi="Microsoft YaHei"/>
+        </w:rPr>
+        <w:t xml:space="preserve"> 逻辑。</w:t>
+      </w:r>
+    </w:p>
+    <w:p>
+      <w:pPr>
+        <w:pStyle w:val="ListBullet"/>
+      </w:pPr>
+      <w:r>
+        <w:rPr>
+          <w:rFonts w:ascii="Microsoft YaHei" w:hAnsi="Microsoft YaHei"/>
+          <w:b/>
+          <w:color w:val="1A1A1A"/>
+        </w:rPr>
+        <w:t>商业零售/消费服务板块</w:t>
+      </w:r>
+      <w:r>
+        <w:rPr>
+          <w:rFonts w:ascii="Microsoft YaHei" w:hAnsi="Microsoft YaHei"/>
+        </w:rPr>
+        <w:t xml:space="preserve">：上海国际消费中心城市建设政策利好，叠加今日商业零售板块涨幅 </w:t>
+      </w:r>
+      <w:r>
+        <w:rPr>
+          <w:rFonts w:ascii="Microsoft YaHei" w:hAnsi="Microsoft YaHei"/>
+          <w:b/>
+          <w:color w:val="1A1A1A"/>
+        </w:rPr>
+        <w:t>+2.66%</w:t>
+      </w:r>
+      <w:r>
+        <w:rPr>
+          <w:rFonts w:ascii="Microsoft YaHei" w:hAnsi="Microsoft YaHei"/>
+        </w:rPr>
+        <w:t>，对华侨城A的</w:t>
+      </w:r>
+      <w:r>
+        <w:rPr>
+          <w:rFonts w:ascii="Microsoft YaHei" w:hAnsi="Microsoft YaHei"/>
+          <w:b/>
+          <w:color w:val="1A1A1A"/>
+        </w:rPr>
+        <w:t>文旅综合体和购物中心业态</w:t>
+      </w:r>
+      <w:r>
+        <w:rPr>
+          <w:rFonts w:ascii="Microsoft YaHei" w:hAnsi="Microsoft YaHei"/>
+        </w:rPr>
+        <w:t>构成间接提振。</w:t>
+      </w:r>
+    </w:p>
+    <w:p>
+      <w:pPr>
+        <w:spacing w:before="240" w:after="240"/>
+        <w:pBdr>
+          <w:bottom w:val="single" w:sz="4" w:space="1" w:color="D0D7DE"/>
+        </w:pBdr>
+      </w:pPr>
+    </w:p>
+    <w:p>
+      <w:pPr>
+        <w:spacing w:before="360" w:after="80" w:line="288" w:lineRule="auto"/>
+        <w:pBdr>
+          <w:bottom w:val="single" w:sz="4" w:space="4" w:color="D0D7DE"/>
+        </w:pBdr>
+      </w:pPr>
+      <w:r>
+        <w:rPr>
+          <w:rFonts w:ascii="Microsoft YaHei" w:hAnsi="Microsoft YaHei"/>
+          <w:b/>
+          <w:color w:val="1A1A1A"/>
+          <w:sz w:val="28"/>
+        </w:rPr>
+        <w:t>综合研判</w:t>
       </w:r>
     </w:p>
     <w:tbl>
@@ -2377,7 +2597,7 @@
                 <w:color w:val="1A1A1A"/>
                 <w:sz w:val="18"/>
               </w:rPr>
-              <w:t>板块</w:t>
+              <w:t>维度</w:t>
             </w:r>
           </w:p>
         </w:tc>
@@ -2398,7 +2618,7 @@
                 <w:color w:val="1A1A1A"/>
                 <w:sz w:val="18"/>
               </w:rPr>
-              <w:t>表现</w:t>
+              <w:t>判断</w:t>
             </w:r>
           </w:p>
         </w:tc>
@@ -2418,7 +2638,7 @@
                 <w:rFonts w:ascii="Microsoft YaHei" w:hAnsi="Microsoft YaHei"/>
                 <w:sz w:val="18"/>
               </w:rPr>
-              <w:t>商业零售板块</w:t>
+              <w:t>市场环境</w:t>
             </w:r>
           </w:p>
         </w:tc>
@@ -2434,18 +2654,25 @@
             <w:r>
               <w:rPr>
                 <w:rFonts w:ascii="Microsoft YaHei" w:hAnsi="Microsoft YaHei"/>
+                <w:sz w:val="18"/>
+              </w:rPr>
+              <w:t xml:space="preserve">✅ </w:t>
+            </w:r>
+            <w:r>
+              <w:rPr>
+                <w:rFonts w:ascii="Microsoft YaHei" w:hAnsi="Microsoft YaHei"/>
                 <w:b/>
                 <w:color w:val="1A1A1A"/>
                 <w:sz w:val="18"/>
               </w:rPr>
-              <w:t>+2.27%</w:t>
+              <w:t>有利</w:t>
             </w:r>
             <w:r>
               <w:rPr>
                 <w:rFonts w:ascii="Microsoft YaHei" w:hAnsi="Microsoft YaHei"/>
                 <w:sz w:val="18"/>
               </w:rPr>
-              <w:t>（上海推进国际消费中心城市建设）</w:t>
+              <w:t xml:space="preserve"> — 市场情绪高涨，资金活跃，普涨格局</w:t>
             </w:r>
           </w:p>
         </w:tc>
@@ -2466,7 +2693,7 @@
                 <w:rFonts w:ascii="Microsoft YaHei" w:hAnsi="Microsoft YaHei"/>
                 <w:sz w:val="18"/>
               </w:rPr>
-              <w:t>房地产板块</w:t>
+              <w:t>股价表现</w:t>
             </w:r>
           </w:p>
         </w:tc>
@@ -2485,7 +2712,243 @@
                 <w:rFonts w:ascii="Microsoft YaHei" w:hAnsi="Microsoft YaHei"/>
                 <w:sz w:val="18"/>
               </w:rPr>
-              <w:t>整体温和，未出现板块性爆发</w:t>
+              <w:t xml:space="preserve">✅ </w:t>
+            </w:r>
+            <w:r>
+              <w:rPr>
+                <w:rFonts w:ascii="Microsoft YaHei" w:hAnsi="Microsoft YaHei"/>
+                <w:b/>
+                <w:color w:val="1A1A1A"/>
+                <w:sz w:val="18"/>
+              </w:rPr>
+              <w:t>偏强</w:t>
+            </w:r>
+            <w:r>
+              <w:rPr>
+                <w:rFonts w:ascii="Microsoft YaHei" w:hAnsi="Microsoft YaHei"/>
+                <w:sz w:val="18"/>
+              </w:rPr>
+              <w:t xml:space="preserve"> — 涨2.42%，外盘&gt;内盘，主动性买盘占优</w:t>
+            </w:r>
+          </w:p>
+        </w:tc>
+      </w:tr>
+      <w:tr>
+        <w:tc>
+          <w:tcPr>
+            <w:tcW w:type="dxa" w:w="4533"/>
+          </w:tcPr>
+          <w:p>
+            <w:pPr>
+              <w:spacing w:before="40" w:after="40" w:line="288" w:lineRule="auto"/>
+            </w:pPr>
+            <w:r/>
+            <w:r>
+              <w:rPr>
+                <w:rFonts w:ascii="Microsoft YaHei" w:hAnsi="Microsoft YaHei"/>
+                <w:sz w:val="18"/>
+              </w:rPr>
+              <w:t>资金动向</w:t>
+            </w:r>
+          </w:p>
+        </w:tc>
+        <w:tc>
+          <w:tcPr>
+            <w:tcW w:type="dxa" w:w="4533"/>
+          </w:tcPr>
+          <w:p>
+            <w:pPr>
+              <w:spacing w:before="40" w:after="40" w:line="288" w:lineRule="auto"/>
+            </w:pPr>
+            <w:r/>
+            <w:r>
+              <w:rPr>
+                <w:rFonts w:ascii="Microsoft YaHei" w:hAnsi="Microsoft YaHei"/>
+                <w:sz w:val="18"/>
+              </w:rPr>
+              <w:t xml:space="preserve">✅ </w:t>
+            </w:r>
+            <w:r>
+              <w:rPr>
+                <w:rFonts w:ascii="Microsoft YaHei" w:hAnsi="Microsoft YaHei"/>
+                <w:b/>
+                <w:color w:val="1A1A1A"/>
+                <w:sz w:val="18"/>
+              </w:rPr>
+              <w:t>主力流入</w:t>
+            </w:r>
+            <w:r>
+              <w:rPr>
+                <w:rFonts w:ascii="Microsoft YaHei" w:hAnsi="Microsoft YaHei"/>
+                <w:sz w:val="18"/>
+              </w:rPr>
+              <w:t xml:space="preserve"> — 连续两日净流入，大单主导</w:t>
+            </w:r>
+          </w:p>
+        </w:tc>
+      </w:tr>
+      <w:tr>
+        <w:tc>
+          <w:tcPr>
+            <w:tcW w:type="dxa" w:w="4533"/>
+            <w:shd w:fill="F8F9FA" w:val="clear"/>
+          </w:tcPr>
+          <w:p>
+            <w:pPr>
+              <w:spacing w:before="40" w:after="40" w:line="288" w:lineRule="auto"/>
+            </w:pPr>
+            <w:r/>
+            <w:r>
+              <w:rPr>
+                <w:rFonts w:ascii="Microsoft YaHei" w:hAnsi="Microsoft YaHei"/>
+                <w:sz w:val="18"/>
+              </w:rPr>
+              <w:t>技术形态</w:t>
+            </w:r>
+          </w:p>
+        </w:tc>
+        <w:tc>
+          <w:tcPr>
+            <w:tcW w:type="dxa" w:w="4533"/>
+            <w:shd w:fill="F8F9FA" w:val="clear"/>
+          </w:tcPr>
+          <w:p>
+            <w:pPr>
+              <w:spacing w:before="40" w:after="40" w:line="288" w:lineRule="auto"/>
+            </w:pPr>
+            <w:r/>
+            <w:r>
+              <w:rPr>
+                <w:rFonts w:ascii="Microsoft YaHei" w:hAnsi="Microsoft YaHei"/>
+                <w:sz w:val="18"/>
+              </w:rPr>
+              <w:t xml:space="preserve">✅ </w:t>
+            </w:r>
+            <w:r>
+              <w:rPr>
+                <w:rFonts w:ascii="Microsoft YaHei" w:hAnsi="Microsoft YaHei"/>
+                <w:b/>
+                <w:color w:val="1A1A1A"/>
+                <w:sz w:val="18"/>
+              </w:rPr>
+              <w:t>偏多</w:t>
+            </w:r>
+            <w:r>
+              <w:rPr>
+                <w:rFonts w:ascii="Microsoft YaHei" w:hAnsi="Microsoft YaHei"/>
+                <w:sz w:val="18"/>
+              </w:rPr>
+              <w:t xml:space="preserve"> — 位于布林带中轨上方，接近上轨</w:t>
+            </w:r>
+          </w:p>
+        </w:tc>
+      </w:tr>
+      <w:tr>
+        <w:tc>
+          <w:tcPr>
+            <w:tcW w:type="dxa" w:w="4533"/>
+          </w:tcPr>
+          <w:p>
+            <w:pPr>
+              <w:spacing w:before="40" w:after="40" w:line="288" w:lineRule="auto"/>
+            </w:pPr>
+            <w:r/>
+            <w:r>
+              <w:rPr>
+                <w:rFonts w:ascii="Microsoft YaHei" w:hAnsi="Microsoft YaHei"/>
+                <w:sz w:val="18"/>
+              </w:rPr>
+              <w:t>基本面</w:t>
+            </w:r>
+          </w:p>
+        </w:tc>
+        <w:tc>
+          <w:tcPr>
+            <w:tcW w:type="dxa" w:w="4533"/>
+          </w:tcPr>
+          <w:p>
+            <w:pPr>
+              <w:spacing w:before="40" w:after="40" w:line="288" w:lineRule="auto"/>
+            </w:pPr>
+            <w:r/>
+            <w:r>
+              <w:rPr>
+                <w:rFonts w:ascii="Microsoft YaHei" w:hAnsi="Microsoft YaHei"/>
+                <w:sz w:val="18"/>
+              </w:rPr>
+              <w:t xml:space="preserve">⚠️ </w:t>
+            </w:r>
+            <w:r>
+              <w:rPr>
+                <w:rFonts w:ascii="Microsoft YaHei" w:hAnsi="Microsoft YaHei"/>
+                <w:b/>
+                <w:color w:val="1A1A1A"/>
+                <w:sz w:val="18"/>
+              </w:rPr>
+              <w:t>承压</w:t>
+            </w:r>
+            <w:r>
+              <w:rPr>
+                <w:rFonts w:ascii="Microsoft YaHei" w:hAnsi="Microsoft YaHei"/>
+                <w:sz w:val="18"/>
+              </w:rPr>
+              <w:t xml:space="preserve"> — 动态PE为负（亏损），房地产贷款持续收缩</w:t>
+            </w:r>
+          </w:p>
+        </w:tc>
+      </w:tr>
+      <w:tr>
+        <w:tc>
+          <w:tcPr>
+            <w:tcW w:type="dxa" w:w="4533"/>
+            <w:shd w:fill="F8F9FA" w:val="clear"/>
+          </w:tcPr>
+          <w:p>
+            <w:pPr>
+              <w:spacing w:before="40" w:after="40" w:line="288" w:lineRule="auto"/>
+            </w:pPr>
+            <w:r/>
+            <w:r>
+              <w:rPr>
+                <w:rFonts w:ascii="Microsoft YaHei" w:hAnsi="Microsoft YaHei"/>
+                <w:sz w:val="18"/>
+              </w:rPr>
+              <w:t>估值水平</w:t>
+            </w:r>
+          </w:p>
+        </w:tc>
+        <w:tc>
+          <w:tcPr>
+            <w:tcW w:type="dxa" w:w="4533"/>
+            <w:shd w:fill="F8F9FA" w:val="clear"/>
+          </w:tcPr>
+          <w:p>
+            <w:pPr>
+              <w:spacing w:before="40" w:after="40" w:line="288" w:lineRule="auto"/>
+            </w:pPr>
+            <w:r/>
+            <w:r>
+              <w:rPr>
+                <w:rFonts w:ascii="Microsoft YaHei" w:hAnsi="Microsoft YaHei"/>
+                <w:sz w:val="18"/>
+              </w:rPr>
+              <w:t xml:space="preserve">✅ </w:t>
+            </w:r>
+            <w:r>
+              <w:rPr>
+                <w:rFonts w:ascii="Microsoft YaHei" w:hAnsi="Microsoft YaHei"/>
+                <w:b/>
+                <w:color w:val="1A1A1A"/>
+                <w:sz w:val="18"/>
+              </w:rPr>
+              <w:t>深度破净</w:t>
+            </w:r>
+            <w:r>
+              <w:rPr>
+                <w:rFonts w:ascii="Microsoft YaHei" w:hAnsi="Microsoft YaHei"/>
+                <w:sz w:val="18"/>
+              </w:rPr>
+              <w:t xml:space="preserve"> — PB 0.40，安全边际较高</w:t>
             </w:r>
           </w:p>
         </w:tc>
@@ -2496,8 +2959,21 @@
       <w:r>
         <w:rPr>
           <w:rFonts w:ascii="Microsoft YaHei" w:hAnsi="Microsoft YaHei"/>
+          <w:b/>
+          <w:color w:val="1A1A1A"/>
         </w:rPr>
-        <w:t>华侨城主营业务横跨</w:t>
+        <w:t>午后关注要点：</w:t>
+      </w:r>
+    </w:p>
+    <w:p>
+      <w:pPr>
+        <w:pStyle w:val="ListNumber"/>
+      </w:pPr>
+      <w:r>
+        <w:rPr>
+          <w:rFonts w:ascii="Microsoft YaHei" w:hAnsi="Microsoft YaHei"/>
+        </w:rPr>
+        <w:t xml:space="preserve">能否突破布林带上轨 </w:t>
       </w:r>
       <w:r>
         <w:rPr>
@@ -2505,38 +2981,60 @@
           <w:b/>
           <w:color w:val="1A1A1A"/>
         </w:rPr>
-        <w:t>房地产+文旅</w:t>
+        <w:t>1.72元</w:t>
       </w:r>
       <w:r>
         <w:rPr>
           <w:rFonts w:ascii="Microsoft YaHei" w:hAnsi="Microsoft YaHei"/>
         </w:rPr>
-        <w:t>两大领域，今日商业零售板块表现活跃（+2.27%）对消费服务类股票有一定带动作用，但华侨城的核心逻辑仍需看房地产政策面及公司自身经营改善节奏。</w:t>
+        <w:t>，打开新的上行空间；</w:t>
       </w:r>
     </w:p>
     <w:p>
       <w:pPr>
-        <w:spacing w:before="240" w:after="240"/>
-        <w:pBdr>
-          <w:bottom w:val="single" w:sz="4" w:space="1" w:color="D0D7DE"/>
-        </w:pBdr>
+        <w:pStyle w:val="ListNumber"/>
       </w:pPr>
-    </w:p>
-    <w:p>
-      <w:pPr>
-        <w:spacing w:before="360" w:after="80" w:line="288" w:lineRule="auto"/>
-        <w:pBdr>
-          <w:bottom w:val="single" w:sz="4" w:space="4" w:color="D0D7DE"/>
-        </w:pBdr>
-      </w:pPr>
+      <w:r>
+        <w:rPr>
+          <w:rFonts w:ascii="Microsoft YaHei" w:hAnsi="Microsoft YaHei"/>
+        </w:rPr>
+        <w:t xml:space="preserve">若出现冲高回落，关注 </w:t>
+      </w:r>
       <w:r>
         <w:rPr>
           <w:rFonts w:ascii="Microsoft YaHei" w:hAnsi="Microsoft YaHei"/>
           <w:b/>
           <w:color w:val="1A1A1A"/>
-          <w:sz w:val="28"/>
         </w:rPr>
-        <w:t>综合研判</w:t>
+        <w:t>1.66元（中轨）</w:t>
+      </w:r>
+      <w:r>
+        <w:rPr>
+          <w:rFonts w:ascii="Microsoft YaHei" w:hAnsi="Microsoft YaHei"/>
+        </w:rPr>
+        <w:t xml:space="preserve"> 支撑有效性；</w:t>
+      </w:r>
+    </w:p>
+    <w:p>
+      <w:pPr>
+        <w:pStyle w:val="ListNumber"/>
+      </w:pPr>
+      <w:r>
+        <w:rPr>
+          <w:rFonts w:ascii="Microsoft YaHei" w:hAnsi="Microsoft YaHei"/>
+        </w:rPr>
+        <w:t>午后量能能否继续放大（半日已9507万），是判断反弹持续性的关键；</w:t>
+      </w:r>
+    </w:p>
+    <w:p>
+      <w:pPr>
+        <w:pStyle w:val="ListNumber"/>
+      </w:pPr>
+      <w:r>
+        <w:rPr>
+          <w:rFonts w:ascii="Microsoft YaHei" w:hAnsi="Microsoft YaHei"/>
+        </w:rPr>
+        <w:t>商业零售板块热度能否延续，对华侨城A的消费服务属性形成共振。</w:t>
       </w:r>
     </w:p>
     <w:p>
@@ -2546,169 +3044,13 @@
           <w:b/>
           <w:color w:val="1A1A1A"/>
         </w:rPr>
-        <w:t>主力观点总结：</w:t>
-      </w:r>
-    </w:p>
-    <w:p>
-      <w:pPr>
-        <w:pStyle w:val="ListNumber"/>
-      </w:pPr>
-      <w:r>
-        <w:rPr>
-          <w:rFonts w:ascii="Microsoft YaHei" w:hAnsi="Microsoft YaHei"/>
-          <w:b/>
-          <w:color w:val="1A1A1A"/>
-        </w:rPr>
-        <w:t>短线维度</w:t>
+        <w:t>风险提示：</w:t>
       </w:r>
       <w:r>
         <w:rPr>
           <w:rFonts w:ascii="Microsoft YaHei" w:hAnsi="Microsoft YaHei"/>
         </w:rPr>
-        <w:t xml:space="preserve">：早盘股价 </w:t>
-      </w:r>
-      <w:r>
-        <w:rPr>
-          <w:rFonts w:ascii="Microsoft YaHei" w:hAnsi="Microsoft YaHei"/>
-          <w:b/>
-          <w:color w:val="1A1A1A"/>
-        </w:rPr>
-        <w:t>+2.42%</w:t>
-      </w:r>
-      <w:r>
-        <w:rPr>
-          <w:rFonts w:ascii="Microsoft YaHei" w:hAnsi="Microsoft YaHei"/>
-        </w:rPr>
-        <w:t xml:space="preserve">，资金呈 </w:t>
-      </w:r>
-      <w:r>
-        <w:rPr>
-          <w:rFonts w:ascii="Microsoft YaHei" w:hAnsi="Microsoft YaHei"/>
-          <w:b/>
-          <w:color w:val="1A1A1A"/>
-        </w:rPr>
-        <w:t>净流入3,878万元</w:t>
-      </w:r>
-      <w:r>
-        <w:rPr>
-          <w:rFonts w:ascii="Microsoft YaHei" w:hAnsi="Microsoft YaHei"/>
-        </w:rPr>
-        <w:t xml:space="preserve">，其中大单占比超90%，显示主力资金主动介入意愿较强。技术面上股价运行于布林带中轨至上轨之间，短期动能偏强，午后关注 </w:t>
-      </w:r>
-      <w:r>
-        <w:rPr>
-          <w:rFonts w:ascii="Microsoft YaHei" w:hAnsi="Microsoft YaHei"/>
-          <w:b/>
-          <w:color w:val="1A1A1A"/>
-        </w:rPr>
-        <w:t>1.72元（布林上轨）压力位</w:t>
-      </w:r>
-      <w:r>
-        <w:rPr>
-          <w:rFonts w:ascii="Microsoft YaHei" w:hAnsi="Microsoft YaHei"/>
-        </w:rPr>
-        <w:t>。</w:t>
-      </w:r>
-    </w:p>
-    <w:p>
-      <w:pPr>
-        <w:pStyle w:val="ListNumber"/>
-      </w:pPr>
-      <w:r>
-        <w:rPr>
-          <w:rFonts w:ascii="Microsoft YaHei" w:hAnsi="Microsoft YaHei"/>
-          <w:b/>
-          <w:color w:val="1A1A1A"/>
-        </w:rPr>
-        <w:t>资金维度</w:t>
-      </w:r>
-      <w:r>
-        <w:rPr>
-          <w:rFonts w:ascii="Microsoft YaHei" w:hAnsi="Microsoft YaHei"/>
-        </w:rPr>
-        <w:t>：融资余额处于近一年极低分位（&lt;10%），说明杠杆资金几乎"出清"，这往往是底部区域的信号之一。今日量能温和放大（量比1.06），换手率0.82%较昨日提升，交投活跃度改善。</w:t>
-      </w:r>
-    </w:p>
-    <w:p>
-      <w:pPr>
-        <w:pStyle w:val="ListNumber"/>
-      </w:pPr>
-      <w:r>
-        <w:rPr>
-          <w:rFonts w:ascii="Microsoft YaHei" w:hAnsi="Microsoft YaHei"/>
-          <w:b/>
-          <w:color w:val="1A1A1A"/>
-        </w:rPr>
-        <w:t>基本面维度</w:t>
-      </w:r>
-      <w:r>
-        <w:rPr>
-          <w:rFonts w:ascii="Microsoft YaHei" w:hAnsi="Microsoft YaHei"/>
-        </w:rPr>
-        <w:t>：市净率0.40倍、动态PE为负，反映公司仍处于亏损与资产折价阶段。合肥长鑫科技上市对当地楼市的带动属于</w:t>
-      </w:r>
-      <w:r>
-        <w:rPr>
-          <w:rFonts w:ascii="Microsoft YaHei" w:hAnsi="Microsoft YaHei"/>
-          <w:b/>
-          <w:color w:val="1A1A1A"/>
-        </w:rPr>
-        <w:t>中长期预期改善</w:t>
-      </w:r>
-      <w:r>
-        <w:rPr>
-          <w:rFonts w:ascii="Microsoft YaHei" w:hAnsi="Microsoft YaHei"/>
-        </w:rPr>
-        <w:t>，短期难以实质提振业绩。</w:t>
-      </w:r>
-    </w:p>
-    <w:p>
-      <w:pPr>
-        <w:pStyle w:val="ListNumber"/>
-      </w:pPr>
-      <w:r>
-        <w:rPr>
-          <w:rFonts w:ascii="Microsoft YaHei" w:hAnsi="Microsoft YaHei"/>
-          <w:b/>
-          <w:color w:val="1A1A1A"/>
-        </w:rPr>
-        <w:t>风险提示</w:t>
-      </w:r>
-      <w:r>
-        <w:rPr>
-          <w:rFonts w:ascii="Microsoft YaHei" w:hAnsi="Microsoft YaHei"/>
-        </w:rPr>
-        <w:t>：公司持续亏损、市净率极低、项目去化偏慢等问题尚未根本改善。今日上涨更多是跟随市场情绪回暖及低位资金回补，持续性有待观察。</w:t>
-      </w:r>
-    </w:p>
-    <w:p>
-      <w:r>
-        <w:rPr>
-          <w:rFonts w:ascii="Microsoft YaHei" w:hAnsi="Microsoft YaHei"/>
-          <w:b/>
-          <w:color w:val="1A1A1A"/>
-        </w:rPr>
-        <w:t>综合评级</w:t>
-      </w:r>
-      <w:r>
-        <w:rPr>
-          <w:rFonts w:ascii="Microsoft YaHei" w:hAnsi="Microsoft YaHei"/>
-        </w:rPr>
-        <w:t xml:space="preserve">：短线技术面与资金面共振偏强，但基本面尚未出现拐点信号。建议投资者关注午后能否站稳 </w:t>
-      </w:r>
-      <w:r>
-        <w:rPr>
-          <w:rFonts w:ascii="Microsoft YaHei" w:hAnsi="Microsoft YaHei"/>
-          <w:b/>
-          <w:color w:val="1A1A1A"/>
-        </w:rPr>
-        <w:t>1.70元上方</w:t>
-      </w:r>
-      <w:r>
-        <w:rPr>
-          <w:rFonts w:ascii="Microsoft YaHei" w:hAnsi="Microsoft YaHei"/>
-        </w:rPr>
-        <w:t>，以及后续地产政策催化与公司中报业绩披露情况。</w:t>
+        <w:t xml:space="preserve"> 公司目前处于亏损状态，房地产行业基本面尚未出现明确拐点，短线反弹不宜过度追高，需关注后续业绩改善信号。</w:t>
       </w:r>
     </w:p>
     <w:p>
@@ -2724,21 +3066,7 @@
         <w:rPr>
           <w:rFonts w:ascii="Microsoft YaHei" w:hAnsi="Microsoft YaHei"/>
         </w:rPr>
-        <w:t xml:space="preserve">&gt; </w:t>
-      </w:r>
-      <w:r>
-        <w:rPr>
-          <w:rFonts w:ascii="Microsoft YaHei" w:hAnsi="Microsoft YaHei"/>
-          <w:b/>
-          <w:color w:val="1A1A1A"/>
-        </w:rPr>
-        <w:t>免责声明</w:t>
-      </w:r>
-      <w:r>
-        <w:rPr>
-          <w:rFonts w:ascii="Microsoft YaHei" w:hAnsi="Microsoft YaHei"/>
-        </w:rPr>
-        <w:t>：本报告基于公开数据整理分析，不构成任何投资建议。股市有风险，投资需谨慎。</w:t>
+        <w:t>*以上分析基于2026年7月29日午间收盘数据，仅供参考，不构成投资建议。股市有风险，投资需谨慎。*</w:t>
       </w:r>
     </w:p>
     <w:sectPr>
